--- a/artigo/texto/numeros_chave.docx
+++ b/artigo/texto/numeros_chave.docx
@@ -10899,19 +10899,8 @@
               <w:rPr>
                 <w:sz w:val="16"/>
               </w:rPr>
-              <w:t xml:space="preserve">R</w:t>
-            </w:r>
-            <m:oMath>
-              <m:r>
-                <m:rPr>
-                  <m:sty m:val="p"/>
-                </m:rPr>
-                <m:t>/</m:t>
-              </m:r>
-              <m:r>
-                <m:t>R</m:t>
-              </m:r>
-            </m:oMath>
+              <w:t xml:space="preserve">R$/R$</w:t>
+            </w:r>
           </w:p>
         </w:tc>
         <w:tc>
@@ -10999,19 +10988,8 @@
               <w:rPr>
                 <w:sz w:val="16"/>
               </w:rPr>
-              <w:t xml:space="preserve">R</w:t>
-            </w:r>
-            <m:oMath>
-              <m:r>
-                <m:rPr>
-                  <m:sty m:val="p"/>
-                </m:rPr>
-                <m:t>/</m:t>
-              </m:r>
-              <m:r>
-                <m:t>R</m:t>
-              </m:r>
-            </m:oMath>
+              <w:t xml:space="preserve">R$/R$</w:t>
+            </w:r>
           </w:p>
         </w:tc>
         <w:tc>
@@ -11099,19 +11077,8 @@
               <w:rPr>
                 <w:sz w:val="16"/>
               </w:rPr>
-              <w:t xml:space="preserve">R</w:t>
-            </w:r>
-            <m:oMath>
-              <m:r>
-                <m:rPr>
-                  <m:sty m:val="p"/>
-                </m:rPr>
-                <m:t>/</m:t>
-              </m:r>
-              <m:r>
-                <m:t>R</m:t>
-              </m:r>
-            </m:oMath>
+              <w:t xml:space="preserve">R$/R$</w:t>
+            </w:r>
           </w:p>
         </w:tc>
         <w:tc>
@@ -11199,19 +11166,8 @@
               <w:rPr>
                 <w:sz w:val="16"/>
               </w:rPr>
-              <w:t xml:space="preserve">R</w:t>
-            </w:r>
-            <m:oMath>
-              <m:r>
-                <m:rPr>
-                  <m:sty m:val="p"/>
-                </m:rPr>
-                <m:t>/</m:t>
-              </m:r>
-              <m:r>
-                <m:t>R</m:t>
-              </m:r>
-            </m:oMath>
+              <w:t xml:space="preserve">R$/R$</w:t>
+            </w:r>
           </w:p>
         </w:tc>
         <w:tc>
@@ -15424,6 +15380,208 @@
                 <w:rStyle w:val="VerbatimChar"/>
                 <w:sz w:val="16"/>
               </w:rPr>
+              <w:t xml:space="preserve">diag_concorrente_dif</w:t>
+            </w:r>
+          </w:p>
+        </w:tc>
+        <w:tc>
+          <w:tcPr/>
+          <w:p>
+            <w:pPr>
+              <w:pStyle w:val="Compact"/>
+            </w:pPr>
+            <w:r>
+              <w:rPr>
+                <w:sz w:val="16"/>
+              </w:rPr>
+              <w:t xml:space="preserve">diferença do casamento concorrente S19-RS ≈ refino + química</w:t>
+            </w:r>
+          </w:p>
+        </w:tc>
+        <w:tc>
+          <w:tcPr/>
+          <w:p>
+            <w:pPr>
+              <w:pStyle w:val="Compact"/>
+              <w:jc w:val="right"/>
+            </w:pPr>
+            <w:r>
+              <w:rPr>
+                <w:sz w:val="16"/>
+              </w:rPr>
+              <w:t xml:space="preserve">0.0709071787122213</w:t>
+            </w:r>
+          </w:p>
+        </w:tc>
+        <w:tc>
+          <w:tcPr/>
+          <w:p>
+            <w:pPr>
+              <w:pStyle w:val="Compact"/>
+              <w:jc w:val="right"/>
+            </w:pPr>
+            <w:r>
+              <w:rPr>
+                <w:sz w:val="16"/>
+              </w:rPr>
+              <w:t xml:space="preserve">0,071</w:t>
+            </w:r>
+          </w:p>
+        </w:tc>
+        <w:tc>
+          <w:tcPr/>
+          <w:p>
+            <w:pPr>
+              <w:pStyle w:val="Compact"/>
+            </w:pPr>
+            <w:r>
+              <w:rPr>
+                <w:sz w:val="16"/>
+              </w:rPr>
+              <w:t xml:space="preserve">%</w:t>
+            </w:r>
+          </w:p>
+        </w:tc>
+        <w:tc>
+          <w:tcPr/>
+          <w:p>
+            <w:pPr>
+              <w:pStyle w:val="Compact"/>
+            </w:pPr>
+            <w:r>
+              <w:rPr>
+                <w:sz w:val="16"/>
+              </w:rPr>
+              <w:t xml:space="preserve">resultados/rodada05/diagnostico_seeg_nereus.xlsx › resumo › Casamento concorrente: S19 = Produção de combustíveis › Produção de combustíveis › Refino de petróleo + Química › Industrial › Química</w:t>
+            </w:r>
+          </w:p>
+        </w:tc>
+      </w:tr>
+      <w:tr>
+        <w:tc>
+          <w:tcPr/>
+          <w:p>
+            <w:pPr>
+              <w:pStyle w:val="Compact"/>
+            </w:pPr>
+            <w:r>
+              <w:rPr>
+                <w:rStyle w:val="VerbatimChar"/>
+                <w:sz w:val="16"/>
+              </w:rPr>
+              <w:t xml:space="preserve">diag_discutivel</w:t>
+            </w:r>
+          </w:p>
+        </w:tc>
+        <w:tc>
+          <w:tcPr/>
+          <w:p>
+            <w:pPr>
+              <w:pStyle w:val="Compact"/>
+            </w:pPr>
+            <w:r>
+              <w:rPr>
+                <w:sz w:val="16"/>
+              </w:rPr>
+              <w:t xml:space="preserve">combinações &lt; 0,1% com sentido discutível (critério SCN)</w:t>
+            </w:r>
+          </w:p>
+        </w:tc>
+        <w:tc>
+          <w:tcPr/>
+          <w:p>
+            <w:pPr>
+              <w:pStyle w:val="Compact"/>
+              <w:jc w:val="right"/>
+            </w:pPr>
+            <w:r>
+              <w:rPr>
+                <w:sz w:val="16"/>
+              </w:rPr>
+              <w:t xml:space="preserve">9.0</w:t>
+            </w:r>
+          </w:p>
+        </w:tc>
+        <w:tc>
+          <w:tcPr/>
+          <w:p>
+            <w:pPr>
+              <w:pStyle w:val="Compact"/>
+              <w:jc w:val="right"/>
+            </w:pPr>
+            <w:r>
+              <w:rPr>
+                <w:sz w:val="16"/>
+              </w:rPr>
+              <w:t xml:space="preserve">9</w:t>
+            </w:r>
+          </w:p>
+        </w:tc>
+        <w:tc>
+          <w:tcPr/>
+          <w:p>
+            <w:pPr>
+              <w:pStyle w:val="Compact"/>
+            </w:pPr>
+            <w:r>
+              <w:rPr>
+                <w:sz w:val="16"/>
+              </w:rPr>
+              <w:t xml:space="preserve">combinações</w:t>
+            </w:r>
+          </w:p>
+        </w:tc>
+        <w:tc>
+          <w:tcPr/>
+          <w:p>
+            <w:pPr>
+              <w:pStyle w:val="Compact"/>
+            </w:pPr>
+            <w:r>
+              <w:rPr>
+                <w:sz w:val="16"/>
+              </w:rPr>
+              <w:t xml:space="preserve">resultados/rodada05/diagnostico_seeg_nereus.xlsx › resumo › Casamentos: |dif| &lt; 0.1%</w:t>
+            </w:r>
+            <w:r>
+              <w:rPr>
+                <w:sz w:val="16"/>
+              </w:rPr>
+              <w:t xml:space="preserve"> </w:t>
+            </w:r>
+            <w:r>
+              <w:rPr>
+                <w:sz w:val="16"/>
+              </w:rPr>
+              <w:t xml:space="preserve">‘discutível’</w:t>
+            </w:r>
+            <w:r>
+              <w:rPr>
+                <w:sz w:val="16"/>
+              </w:rPr>
+              <w:t xml:space="preserve"> </w:t>
+            </w:r>
+            <w:r>
+              <w:rPr>
+                <w:sz w:val="16"/>
+              </w:rPr>
+              <w:t xml:space="preserve">(critério SCN)</w:t>
+            </w:r>
+          </w:p>
+        </w:tc>
+      </w:tr>
+      <w:tr>
+        <w:tc>
+          <w:tcPr/>
+          <w:p>
+            <w:pPr>
+              <w:pStyle w:val="Compact"/>
+            </w:pPr>
+            <w:r>
+              <w:rPr>
+                <w:rStyle w:val="VerbatimChar"/>
+                <w:sz w:val="16"/>
+              </w:rPr>
               <w:t xml:space="preserve">diag_nao_alocado</w:t>
             </w:r>
           </w:p>
@@ -15525,6 +15683,273 @@
                 <w:rStyle w:val="VerbatimChar"/>
                 <w:sz w:val="16"/>
               </w:rPr>
+              <w:t xml:space="preserve">diag_nucleos</w:t>
+            </w:r>
+          </w:p>
+        </w:tc>
+        <w:tc>
+          <w:tcPr/>
+          <w:p>
+            <w:pPr>
+              <w:pStyle w:val="Compact"/>
+            </w:pPr>
+            <w:r>
+              <w:rPr>
+                <w:sz w:val="16"/>
+              </w:rPr>
+              <w:t xml:space="preserve">núcleos distintos entre as combinações &lt; 0,1% (sem unidades desprezíveis)</w:t>
+            </w:r>
+          </w:p>
+        </w:tc>
+        <w:tc>
+          <w:tcPr/>
+          <w:p>
+            <w:pPr>
+              <w:pStyle w:val="Compact"/>
+              <w:jc w:val="right"/>
+            </w:pPr>
+            <w:r>
+              <w:rPr>
+                <w:sz w:val="16"/>
+              </w:rPr>
+              <w:t xml:space="preserve">126.0</w:t>
+            </w:r>
+          </w:p>
+        </w:tc>
+        <w:tc>
+          <w:tcPr/>
+          <w:p>
+            <w:pPr>
+              <w:pStyle w:val="Compact"/>
+              <w:jc w:val="right"/>
+            </w:pPr>
+            <w:r>
+              <w:rPr>
+                <w:sz w:val="16"/>
+              </w:rPr>
+              <w:t xml:space="preserve">126</w:t>
+            </w:r>
+          </w:p>
+        </w:tc>
+        <w:tc>
+          <w:tcPr/>
+          <w:p>
+            <w:pPr>
+              <w:pStyle w:val="Compact"/>
+            </w:pPr>
+            <w:r>
+              <w:rPr>
+                <w:sz w:val="16"/>
+              </w:rPr>
+              <w:t xml:space="preserve">combinações</w:t>
+            </w:r>
+          </w:p>
+        </w:tc>
+        <w:tc>
+          <w:tcPr/>
+          <w:p>
+            <w:pPr>
+              <w:pStyle w:val="Compact"/>
+            </w:pPr>
+            <w:r>
+              <w:rPr>
+                <w:sz w:val="16"/>
+              </w:rPr>
+              <w:t xml:space="preserve">resultados/rodada05/diagnostico_seeg_nereus.xlsx › resumo › Casamentos: |dif| &lt; 0.1%, núcleos distintos (sem unidades desprezíveis)</w:t>
+            </w:r>
+          </w:p>
+        </w:tc>
+      </w:tr>
+      <w:tr>
+        <w:tc>
+          <w:tcPr/>
+          <w:p>
+            <w:pPr>
+              <w:pStyle w:val="Compact"/>
+            </w:pPr>
+            <w:r>
+              <w:rPr>
+                <w:rStyle w:val="VerbatimChar"/>
+                <w:sz w:val="16"/>
+              </w:rPr>
+              <w:t xml:space="preserve">diag_s19_rs_e4</w:t>
+            </w:r>
+          </w:p>
+        </w:tc>
+        <w:tc>
+          <w:tcPr/>
+          <w:p>
+            <w:pPr>
+              <w:pStyle w:val="Compact"/>
+            </w:pPr>
+            <w:r>
+              <w:rPr>
+                <w:sz w:val="16"/>
+              </w:rPr>
+              <w:t xml:space="preserve">S19-RS na E4 (base NEREUS + refino do SEEG do RS)</w:t>
+            </w:r>
+          </w:p>
+        </w:tc>
+        <w:tc>
+          <w:tcPr/>
+          <w:p>
+            <w:pPr>
+              <w:pStyle w:val="Compact"/>
+              <w:jc w:val="right"/>
+            </w:pPr>
+            <w:r>
+              <w:rPr>
+                <w:sz w:val="16"/>
+              </w:rPr>
+              <w:t xml:space="preserve">4505.982774093187</w:t>
+            </w:r>
+          </w:p>
+        </w:tc>
+        <w:tc>
+          <w:tcPr/>
+          <w:p>
+            <w:pPr>
+              <w:pStyle w:val="Compact"/>
+              <w:jc w:val="right"/>
+            </w:pPr>
+            <w:r>
+              <w:rPr>
+                <w:sz w:val="16"/>
+              </w:rPr>
+              <w:t xml:space="preserve">4.506,0</w:t>
+            </w:r>
+          </w:p>
+        </w:tc>
+        <w:tc>
+          <w:tcPr/>
+          <w:p>
+            <w:pPr>
+              <w:pStyle w:val="Compact"/>
+            </w:pPr>
+            <w:r>
+              <w:rPr>
+                <w:sz w:val="16"/>
+              </w:rPr>
+              <w:t xml:space="preserve">mil t CO₂e</w:t>
+            </w:r>
+          </w:p>
+        </w:tc>
+        <w:tc>
+          <w:tcPr/>
+          <w:p>
+            <w:pPr>
+              <w:pStyle w:val="Compact"/>
+            </w:pPr>
+            <w:r>
+              <w:rPr>
+                <w:sz w:val="16"/>
+              </w:rPr>
+              <w:t xml:space="preserve">resultados/rodada05/diagnostico_seeg_nereus.xlsx › resumo › S19-RS: NEREUS + E4 RS → S19 (risco de dupla contagem do refino)</w:t>
+            </w:r>
+          </w:p>
+        </w:tc>
+      </w:tr>
+      <w:tr>
+        <w:tc>
+          <w:tcPr/>
+          <w:p>
+            <w:pPr>
+              <w:pStyle w:val="Compact"/>
+            </w:pPr>
+            <w:r>
+              <w:rPr>
+                <w:rStyle w:val="VerbatimChar"/>
+                <w:sz w:val="16"/>
+              </w:rPr>
+              <w:t xml:space="preserve">diag_s19_rs_nereus</w:t>
+            </w:r>
+          </w:p>
+        </w:tc>
+        <w:tc>
+          <w:tcPr/>
+          <w:p>
+            <w:pPr>
+              <w:pStyle w:val="Compact"/>
+            </w:pPr>
+            <w:r>
+              <w:rPr>
+                <w:sz w:val="16"/>
+              </w:rPr>
+              <w:t xml:space="preserve">S19-RS na base NEREUS</w:t>
+            </w:r>
+          </w:p>
+        </w:tc>
+        <w:tc>
+          <w:tcPr/>
+          <w:p>
+            <w:pPr>
+              <w:pStyle w:val="Compact"/>
+              <w:jc w:val="right"/>
+            </w:pPr>
+            <w:r>
+              <w:rPr>
+                <w:sz w:val="16"/>
+              </w:rPr>
+              <w:t xml:space="preserve">2693.926278882722</w:t>
+            </w:r>
+          </w:p>
+        </w:tc>
+        <w:tc>
+          <w:tcPr/>
+          <w:p>
+            <w:pPr>
+              <w:pStyle w:val="Compact"/>
+              <w:jc w:val="right"/>
+            </w:pPr>
+            <w:r>
+              <w:rPr>
+                <w:sz w:val="16"/>
+              </w:rPr>
+              <w:t xml:space="preserve">2.693,9</w:t>
+            </w:r>
+          </w:p>
+        </w:tc>
+        <w:tc>
+          <w:tcPr/>
+          <w:p>
+            <w:pPr>
+              <w:pStyle w:val="Compact"/>
+            </w:pPr>
+            <w:r>
+              <w:rPr>
+                <w:sz w:val="16"/>
+              </w:rPr>
+              <w:t xml:space="preserve">mil t CO₂e</w:t>
+            </w:r>
+          </w:p>
+        </w:tc>
+        <w:tc>
+          <w:tcPr/>
+          <w:p>
+            <w:pPr>
+              <w:pStyle w:val="Compact"/>
+            </w:pPr>
+            <w:r>
+              <w:rPr>
+                <w:sz w:val="16"/>
+              </w:rPr>
+              <w:t xml:space="preserve">resultados/rodada05/diagnostico_seeg_nereus.xlsx › resumo › S19-RS: NEREUS</w:t>
+            </w:r>
+          </w:p>
+        </w:tc>
+      </w:tr>
+      <w:tr>
+        <w:tc>
+          <w:tcPr/>
+          <w:p>
+            <w:pPr>
+              <w:pStyle w:val="Compact"/>
+            </w:pPr>
+            <w:r>
+              <w:rPr>
+                <w:rStyle w:val="VerbatimChar"/>
+                <w:sz w:val="16"/>
+              </w:rPr>
               <w:t xml:space="preserve">diag_s38_rb_dif</w:t>
             </w:r>
           </w:p>
@@ -16059,6 +16484,119 @@
                 <w:rStyle w:val="VerbatimChar"/>
                 <w:sz w:val="16"/>
               </w:rPr>
+              <w:t xml:space="preserve">diag_sentido_sim</w:t>
+            </w:r>
+          </w:p>
+        </w:tc>
+        <w:tc>
+          <w:tcPr/>
+          <w:p>
+            <w:pPr>
+              <w:pStyle w:val="Compact"/>
+            </w:pPr>
+            <w:r>
+              <w:rPr>
+                <w:sz w:val="16"/>
+              </w:rPr>
+              <w:t xml:space="preserve">combinações &lt; 0,1% com sentido econômico (critério SCN)</w:t>
+            </w:r>
+          </w:p>
+        </w:tc>
+        <w:tc>
+          <w:tcPr/>
+          <w:p>
+            <w:pPr>
+              <w:pStyle w:val="Compact"/>
+              <w:jc w:val="right"/>
+            </w:pPr>
+            <w:r>
+              <w:rPr>
+                <w:sz w:val="16"/>
+              </w:rPr>
+              <w:t xml:space="preserve">0.0</w:t>
+            </w:r>
+          </w:p>
+        </w:tc>
+        <w:tc>
+          <w:tcPr/>
+          <w:p>
+            <w:pPr>
+              <w:pStyle w:val="Compact"/>
+              <w:jc w:val="right"/>
+            </w:pPr>
+            <w:r>
+              <w:rPr>
+                <w:sz w:val="16"/>
+              </w:rPr>
+              <w:t xml:space="preserve">0</w:t>
+            </w:r>
+          </w:p>
+        </w:tc>
+        <w:tc>
+          <w:tcPr/>
+          <w:p>
+            <w:pPr>
+              <w:pStyle w:val="Compact"/>
+            </w:pPr>
+            <w:r>
+              <w:rPr>
+                <w:sz w:val="16"/>
+              </w:rPr>
+              <w:t xml:space="preserve">combinações</w:t>
+            </w:r>
+          </w:p>
+        </w:tc>
+        <w:tc>
+          <w:tcPr/>
+          <w:p>
+            <w:pPr>
+              <w:pStyle w:val="Compact"/>
+            </w:pPr>
+            <w:r>
+              <w:rPr>
+                <w:sz w:val="16"/>
+              </w:rPr>
+              <w:t xml:space="preserve">resultados/rodada05/diagnostico_seeg_nereus.xlsx › resumo › Casamentos: |dif| &lt; 0.1% com sentido</w:t>
+            </w:r>
+            <w:r>
+              <w:rPr>
+                <w:sz w:val="16"/>
+              </w:rPr>
+              <w:t xml:space="preserve"> </w:t>
+            </w:r>
+            <w:r>
+              <w:rPr>
+                <w:sz w:val="16"/>
+              </w:rPr>
+              <w:t xml:space="preserve">‘sim’</w:t>
+            </w:r>
+            <w:r>
+              <w:rPr>
+                <w:sz w:val="16"/>
+              </w:rPr>
+              <w:t xml:space="preserve"> </w:t>
+            </w:r>
+            <w:r>
+              <w:rPr>
+                <w:sz w:val="16"/>
+              </w:rPr>
+              <w:t xml:space="preserve">(critério SCN)</w:t>
+            </w:r>
+          </w:p>
+        </w:tc>
+      </w:tr>
+      <w:tr>
+        <w:tc>
+          <w:tcPr/>
+          <w:p>
+            <w:pPr>
+              <w:pStyle w:val="Compact"/>
+            </w:pPr>
+            <w:r>
+              <w:rPr>
+                <w:rStyle w:val="VerbatimChar"/>
+                <w:sz w:val="16"/>
+              </w:rPr>
               <w:t xml:space="preserve">diag_testes</w:t>
             </w:r>
           </w:p>
@@ -16682,6 +17220,362 @@
                 <w:rStyle w:val="VerbatimChar"/>
                 <w:sz w:val="16"/>
               </w:rPr>
+              <w:t xml:space="preserve">eob_espelho_pet_rb</w:t>
+            </w:r>
+          </w:p>
+        </w:tc>
+        <w:tc>
+          <w:tcPr/>
+          <w:p>
+            <w:pPr>
+              <w:pStyle w:val="Compact"/>
+            </w:pPr>
+            <w:r>
+              <w:rPr>
+                <w:sz w:val="16"/>
+              </w:rPr>
+              <w:t xml:space="preserve">EOB/VBP do espelho S38_PET-RB</w:t>
+            </w:r>
+          </w:p>
+        </w:tc>
+        <w:tc>
+          <w:tcPr/>
+          <w:p>
+            <w:pPr>
+              <w:pStyle w:val="Compact"/>
+              <w:jc w:val="right"/>
+            </w:pPr>
+            <w:r>
+              <w:rPr>
+                <w:sz w:val="16"/>
+              </w:rPr>
+              <w:t xml:space="preserve">10.0</w:t>
+            </w:r>
+          </w:p>
+        </w:tc>
+        <w:tc>
+          <w:tcPr/>
+          <w:p>
+            <w:pPr>
+              <w:pStyle w:val="Compact"/>
+              <w:jc w:val="right"/>
+            </w:pPr>
+            <w:r>
+              <w:rPr>
+                <w:sz w:val="16"/>
+              </w:rPr>
+              <w:t xml:space="preserve">10,0</w:t>
+            </w:r>
+          </w:p>
+        </w:tc>
+        <w:tc>
+          <w:tcPr/>
+          <w:p>
+            <w:pPr>
+              <w:pStyle w:val="Compact"/>
+            </w:pPr>
+            <w:r>
+              <w:rPr>
+                <w:sz w:val="16"/>
+              </w:rPr>
+              <w:t xml:space="preserve">% do VBP</w:t>
+            </w:r>
+          </w:p>
+        </w:tc>
+        <w:tc>
+          <w:tcPr/>
+          <w:p>
+            <w:pPr>
+              <w:pStyle w:val="Compact"/>
+            </w:pPr>
+            <w:r>
+              <w:rPr>
+                <w:sz w:val="16"/>
+              </w:rPr>
+              <w:t xml:space="preserve">resultados/rodada05/quadro_subsetores_v04.xlsx › d18_latentes › S38_PET</w:t>
+            </w:r>
+          </w:p>
+        </w:tc>
+      </w:tr>
+      <w:tr>
+        <w:tc>
+          <w:tcPr/>
+          <w:p>
+            <w:pPr>
+              <w:pStyle w:val="Compact"/>
+            </w:pPr>
+            <w:r>
+              <w:rPr>
+                <w:rStyle w:val="VerbatimChar"/>
+                <w:sz w:val="16"/>
+              </w:rPr>
+              <w:t xml:space="preserve">eob_espelho_sol_rb</w:t>
+            </w:r>
+          </w:p>
+        </w:tc>
+        <w:tc>
+          <w:tcPr/>
+          <w:p>
+            <w:pPr>
+              <w:pStyle w:val="Compact"/>
+            </w:pPr>
+            <w:r>
+              <w:rPr>
+                <w:sz w:val="16"/>
+              </w:rPr>
+              <w:t xml:space="preserve">EOB/VBP do espelho S38_SOL-RB</w:t>
+            </w:r>
+          </w:p>
+        </w:tc>
+        <w:tc>
+          <w:tcPr/>
+          <w:p>
+            <w:pPr>
+              <w:pStyle w:val="Compact"/>
+              <w:jc w:val="right"/>
+            </w:pPr>
+            <w:r>
+              <w:rPr>
+                <w:sz w:val="16"/>
+              </w:rPr>
+              <w:t xml:space="preserve">55.18306678299485</w:t>
+            </w:r>
+          </w:p>
+        </w:tc>
+        <w:tc>
+          <w:tcPr/>
+          <w:p>
+            <w:pPr>
+              <w:pStyle w:val="Compact"/>
+              <w:jc w:val="right"/>
+            </w:pPr>
+            <w:r>
+              <w:rPr>
+                <w:sz w:val="16"/>
+              </w:rPr>
+              <w:t xml:space="preserve">55,2</w:t>
+            </w:r>
+          </w:p>
+        </w:tc>
+        <w:tc>
+          <w:tcPr/>
+          <w:p>
+            <w:pPr>
+              <w:pStyle w:val="Compact"/>
+            </w:pPr>
+            <w:r>
+              <w:rPr>
+                <w:sz w:val="16"/>
+              </w:rPr>
+              <w:t xml:space="preserve">% do VBP</w:t>
+            </w:r>
+          </w:p>
+        </w:tc>
+        <w:tc>
+          <w:tcPr/>
+          <w:p>
+            <w:pPr>
+              <w:pStyle w:val="Compact"/>
+            </w:pPr>
+            <w:r>
+              <w:rPr>
+                <w:sz w:val="16"/>
+              </w:rPr>
+              <w:t xml:space="preserve">resultados/rodada05/quadro_subsetores_v04.xlsx › d18_latentes › S38_SOL</w:t>
+            </w:r>
+          </w:p>
+        </w:tc>
+      </w:tr>
+      <w:tr>
+        <w:tc>
+          <w:tcPr/>
+          <w:p>
+            <w:pPr>
+              <w:pStyle w:val="Compact"/>
+            </w:pPr>
+            <w:r>
+              <w:rPr>
+                <w:rStyle w:val="VerbatimChar"/>
+                <w:sz w:val="16"/>
+              </w:rPr>
+              <w:t xml:space="preserve">eob_impl_pet_rs</w:t>
+            </w:r>
+          </w:p>
+        </w:tc>
+        <w:tc>
+          <w:tcPr/>
+          <w:p>
+            <w:pPr>
+              <w:pStyle w:val="Compact"/>
+            </w:pPr>
+            <w:r>
+              <w:rPr>
+                <w:sz w:val="16"/>
+              </w:rPr>
+              <w:t xml:space="preserve">EOB/VBP implícito da coluna latente S38_PET-RS com a D18 (espelho − Δ TUST)</w:t>
+            </w:r>
+          </w:p>
+        </w:tc>
+        <w:tc>
+          <w:tcPr/>
+          <w:p>
+            <w:pPr>
+              <w:pStyle w:val="Compact"/>
+              <w:jc w:val="right"/>
+            </w:pPr>
+            <w:r>
+              <w:rPr>
+                <w:sz w:val="16"/>
+              </w:rPr>
+              <w:t xml:space="preserve">6.931186813346285</w:t>
+            </w:r>
+          </w:p>
+        </w:tc>
+        <w:tc>
+          <w:tcPr/>
+          <w:p>
+            <w:pPr>
+              <w:pStyle w:val="Compact"/>
+              <w:jc w:val="right"/>
+            </w:pPr>
+            <w:r>
+              <w:rPr>
+                <w:sz w:val="16"/>
+              </w:rPr>
+              <w:t xml:space="preserve">6,9</w:t>
+            </w:r>
+          </w:p>
+        </w:tc>
+        <w:tc>
+          <w:tcPr/>
+          <w:p>
+            <w:pPr>
+              <w:pStyle w:val="Compact"/>
+            </w:pPr>
+            <w:r>
+              <w:rPr>
+                <w:sz w:val="16"/>
+              </w:rPr>
+              <w:t xml:space="preserve">% do VBP</w:t>
+            </w:r>
+          </w:p>
+        </w:tc>
+        <w:tc>
+          <w:tcPr/>
+          <w:p>
+            <w:pPr>
+              <w:pStyle w:val="Compact"/>
+            </w:pPr>
+            <w:r>
+              <w:rPr>
+                <w:sz w:val="16"/>
+              </w:rPr>
+              <w:t xml:space="preserve">resultados/rodada05/quadro_subsetores_v04.xlsx › d18_latentes › S38_PET</w:t>
+            </w:r>
+          </w:p>
+        </w:tc>
+      </w:tr>
+      <w:tr>
+        <w:tc>
+          <w:tcPr/>
+          <w:p>
+            <w:pPr>
+              <w:pStyle w:val="Compact"/>
+            </w:pPr>
+            <w:r>
+              <w:rPr>
+                <w:rStyle w:val="VerbatimChar"/>
+                <w:sz w:val="16"/>
+              </w:rPr>
+              <w:t xml:space="preserve">eob_impl_sol_rs</w:t>
+            </w:r>
+          </w:p>
+        </w:tc>
+        <w:tc>
+          <w:tcPr/>
+          <w:p>
+            <w:pPr>
+              <w:pStyle w:val="Compact"/>
+            </w:pPr>
+            <w:r>
+              <w:rPr>
+                <w:sz w:val="16"/>
+              </w:rPr>
+              <w:t xml:space="preserve">EOB/VBP implícito da coluna latente S38_SOL-RS com a D18 (espelho − Δ TUST)</w:t>
+            </w:r>
+          </w:p>
+        </w:tc>
+        <w:tc>
+          <w:tcPr/>
+          <w:p>
+            <w:pPr>
+              <w:pStyle w:val="Compact"/>
+              <w:jc w:val="right"/>
+            </w:pPr>
+            <w:r>
+              <w:rPr>
+                <w:sz w:val="16"/>
+              </w:rPr>
+              <w:t xml:space="preserve">48.5726913041799</w:t>
+            </w:r>
+          </w:p>
+        </w:tc>
+        <w:tc>
+          <w:tcPr/>
+          <w:p>
+            <w:pPr>
+              <w:pStyle w:val="Compact"/>
+              <w:jc w:val="right"/>
+            </w:pPr>
+            <w:r>
+              <w:rPr>
+                <w:sz w:val="16"/>
+              </w:rPr>
+              <w:t xml:space="preserve">48,6</w:t>
+            </w:r>
+          </w:p>
+        </w:tc>
+        <w:tc>
+          <w:tcPr/>
+          <w:p>
+            <w:pPr>
+              <w:pStyle w:val="Compact"/>
+            </w:pPr>
+            <w:r>
+              <w:rPr>
+                <w:sz w:val="16"/>
+              </w:rPr>
+              <w:t xml:space="preserve">% do VBP</w:t>
+            </w:r>
+          </w:p>
+        </w:tc>
+        <w:tc>
+          <w:tcPr/>
+          <w:p>
+            <w:pPr>
+              <w:pStyle w:val="Compact"/>
+            </w:pPr>
+            <w:r>
+              <w:rPr>
+                <w:sz w:val="16"/>
+              </w:rPr>
+              <w:t xml:space="preserve">resultados/rodada05/quadro_subsetores_v04.xlsx › d18_latentes › S38_SOL</w:t>
+            </w:r>
+          </w:p>
+        </w:tc>
+      </w:tr>
+      <w:tr>
+        <w:tc>
+          <w:tcPr/>
+          <w:p>
+            <w:pPr>
+              <w:pStyle w:val="Compact"/>
+            </w:pPr>
+            <w:r>
+              <w:rPr>
+                <w:rStyle w:val="VerbatimChar"/>
+                <w:sz w:val="16"/>
+              </w:rPr>
               <w:t xml:space="preserve">fator_e1_rb_bio</w:t>
             </w:r>
           </w:p>
@@ -21993,135 +22887,59 @@
               <w:rPr>
                 <w:sz w:val="16"/>
               </w:rPr>
-              <w:t xml:space="preserve">R</w:t>
-            </w:r>
-            <m:oMath>
-              <m:r>
-                <m:rPr>
-                  <m:sty m:val="p"/>
-                </m:rPr>
-                <m:t>/</m:t>
-              </m:r>
-              <m:r>
-                <m:t>M</m:t>
-              </m:r>
-              <m:r>
-                <m:t>W</m:t>
-              </m:r>
-              <m:r>
-                <m:t>h</m:t>
-              </m:r>
-              <m:r>
-                <m:t>d</m:t>
-              </m:r>
-              <m:r>
-                <m:t>o</m:t>
-              </m:r>
-              <m:r>
-                <m:t>e</m:t>
-              </m:r>
-              <m:r>
-                <m:t>s</m:t>
-              </m:r>
-              <m:r>
-                <m:t>p</m:t>
-              </m:r>
-              <m:r>
-                <m:t>e</m:t>
-              </m:r>
-              <m:r>
-                <m:t>l</m:t>
-              </m:r>
-              <m:r>
-                <m:t>h</m:t>
-              </m:r>
-              <m:r>
-                <m:t>o</m:t>
-              </m:r>
-              <m:r>
-                <m:t>S</m:t>
-              </m:r>
-              <m:sSub>
-                <m:e>
-                  <m:r>
-                    <m:t>38</m:t>
-                  </m:r>
-                </m:e>
-                <m:sub>
-                  <m:r>
-                    <m:t>P</m:t>
-                  </m:r>
-                </m:sub>
-              </m:sSub>
-              <m:r>
-                <m:t>E</m:t>
-              </m:r>
-              <m:r>
-                <m:t>T</m:t>
-              </m:r>
-              <m:r>
-                <m:rPr>
-                  <m:sty m:val="p"/>
-                </m:rPr>
-                <m:t>−</m:t>
-              </m:r>
-              <m:r>
-                <m:t>R</m:t>
-              </m:r>
-              <m:r>
-                <m:t>B</m:t>
-              </m:r>
-              <m:r>
-                <m:rPr>
-                  <m:sty m:val="p"/>
-                </m:rPr>
-                <m:t>|</m:t>
-              </m:r>
-              <m:r>
-                <m:t>785.9676713530407</m:t>
-              </m:r>
-              <m:r>
-                <m:rPr>
-                  <m:sty m:val="p"/>
-                </m:rPr>
-                <m:t>|</m:t>
-              </m:r>
-              <m:r>
-                <m:t>786</m:t>
-              </m:r>
-              <m:r>
-                <m:rPr>
-                  <m:sty m:val="p"/>
-                </m:rPr>
-                <m:t>,</m:t>
-              </m:r>
-              <m:r>
-                <m:t>0</m:t>
-              </m:r>
-              <m:r>
-                <m:rPr>
-                  <m:sty m:val="p"/>
-                </m:rPr>
-                <m:t>|</m:t>
-              </m:r>
-              <m:r>
-                <m:t>R</m:t>
-              </m:r>
-            </m:oMath>
-            <w:r>
-              <w:rPr>
-                <w:sz w:val="16"/>
-              </w:rPr>
-              <w:t xml:space="preserve">/MWh</w:t>
-            </w:r>
-          </w:p>
-        </w:tc>
-        <w:tc>
-          <w:tcPr/>
-          <w:p>
-            <w:pPr>
-              <w:pStyle w:val="Compact"/>
-              <w:jc w:val="right"/>
+              <w:t xml:space="preserve">R$/MWh do espelho S38_PET-RB</w:t>
+            </w:r>
+          </w:p>
+        </w:tc>
+        <w:tc>
+          <w:tcPr/>
+          <w:p>
+            <w:pPr>
+              <w:pStyle w:val="Compact"/>
+              <w:jc w:val="right"/>
+            </w:pPr>
+            <w:r>
+              <w:rPr>
+                <w:sz w:val="16"/>
+              </w:rPr>
+              <w:t xml:space="preserve">785.9676713530407</w:t>
+            </w:r>
+          </w:p>
+        </w:tc>
+        <w:tc>
+          <w:tcPr/>
+          <w:p>
+            <w:pPr>
+              <w:pStyle w:val="Compact"/>
+              <w:jc w:val="right"/>
+            </w:pPr>
+            <w:r>
+              <w:rPr>
+                <w:sz w:val="16"/>
+              </w:rPr>
+              <w:t xml:space="preserve">786,0</w:t>
+            </w:r>
+          </w:p>
+        </w:tc>
+        <w:tc>
+          <w:tcPr/>
+          <w:p>
+            <w:pPr>
+              <w:pStyle w:val="Compact"/>
+            </w:pPr>
+            <w:r>
+              <w:rPr>
+                <w:sz w:val="16"/>
+              </w:rPr>
+              <w:t xml:space="preserve">R$/MWh</w:t>
+            </w:r>
+          </w:p>
+        </w:tc>
+        <w:tc>
+          <w:tcPr/>
+          <w:p>
+            <w:pPr>
+              <w:pStyle w:val="Compact"/>
             </w:pPr>
             <w:r>
               <w:rPr>
@@ -22131,30 +22949,6 @@
             </w:r>
           </w:p>
         </w:tc>
-        <w:tc>
-          <w:tcPr/>
-          <w:p>
-            <w:pPr>
-              <w:pStyle w:val="Compact"/>
-            </w:pPr>
-          </w:p>
-        </w:tc>
-        <w:tc>
-          <w:tcPr/>
-          <w:p>
-            <w:pPr>
-              <w:pStyle w:val="Compact"/>
-            </w:pPr>
-          </w:p>
-        </w:tc>
-        <w:tc>
-          <w:tcPr/>
-          <w:p>
-            <w:pPr>
-              <w:pStyle w:val="Compact"/>
-            </w:pPr>
-          </w:p>
-        </w:tc>
       </w:tr>
       <w:tr>
         <w:tc>
@@ -22182,135 +22976,59 @@
               <w:rPr>
                 <w:sz w:val="16"/>
               </w:rPr>
-              <w:t xml:space="preserve">R</w:t>
-            </w:r>
-            <m:oMath>
-              <m:r>
-                <m:rPr>
-                  <m:sty m:val="p"/>
-                </m:rPr>
-                <m:t>/</m:t>
-              </m:r>
-              <m:r>
-                <m:t>M</m:t>
-              </m:r>
-              <m:r>
-                <m:t>W</m:t>
-              </m:r>
-              <m:r>
-                <m:t>h</m:t>
-              </m:r>
-              <m:r>
-                <m:t>d</m:t>
-              </m:r>
-              <m:r>
-                <m:t>o</m:t>
-              </m:r>
-              <m:r>
-                <m:t>e</m:t>
-              </m:r>
-              <m:r>
-                <m:t>s</m:t>
-              </m:r>
-              <m:r>
-                <m:t>p</m:t>
-              </m:r>
-              <m:r>
-                <m:t>e</m:t>
-              </m:r>
-              <m:r>
-                <m:t>l</m:t>
-              </m:r>
-              <m:r>
-                <m:t>h</m:t>
-              </m:r>
-              <m:r>
-                <m:t>o</m:t>
-              </m:r>
-              <m:r>
-                <m:t>S</m:t>
-              </m:r>
-              <m:sSub>
-                <m:e>
-                  <m:r>
-                    <m:t>38</m:t>
-                  </m:r>
-                </m:e>
-                <m:sub>
-                  <m:r>
-                    <m:t>S</m:t>
-                  </m:r>
-                </m:sub>
-              </m:sSub>
-              <m:r>
-                <m:t>O</m:t>
-              </m:r>
-              <m:r>
-                <m:t>L</m:t>
-              </m:r>
-              <m:r>
-                <m:rPr>
-                  <m:sty m:val="p"/>
-                </m:rPr>
-                <m:t>−</m:t>
-              </m:r>
-              <m:r>
-                <m:t>R</m:t>
-              </m:r>
-              <m:r>
-                <m:t>B</m:t>
-              </m:r>
-              <m:r>
-                <m:rPr>
-                  <m:sty m:val="p"/>
-                </m:rPr>
-                <m:t>|</m:t>
-              </m:r>
-              <m:r>
-                <m:t>200.7911885476695</m:t>
-              </m:r>
-              <m:r>
-                <m:rPr>
-                  <m:sty m:val="p"/>
-                </m:rPr>
-                <m:t>|</m:t>
-              </m:r>
-              <m:r>
-                <m:t>200</m:t>
-              </m:r>
-              <m:r>
-                <m:rPr>
-                  <m:sty m:val="p"/>
-                </m:rPr>
-                <m:t>,</m:t>
-              </m:r>
-              <m:r>
-                <m:t>8</m:t>
-              </m:r>
-              <m:r>
-                <m:rPr>
-                  <m:sty m:val="p"/>
-                </m:rPr>
-                <m:t>|</m:t>
-              </m:r>
-              <m:r>
-                <m:t>R</m:t>
-              </m:r>
-            </m:oMath>
-            <w:r>
-              <w:rPr>
-                <w:sz w:val="16"/>
-              </w:rPr>
-              <w:t xml:space="preserve">/MWh</w:t>
-            </w:r>
-          </w:p>
-        </w:tc>
-        <w:tc>
-          <w:tcPr/>
-          <w:p>
-            <w:pPr>
-              <w:pStyle w:val="Compact"/>
-              <w:jc w:val="right"/>
+              <w:t xml:space="preserve">R$/MWh do espelho S38_SOL-RB</w:t>
+            </w:r>
+          </w:p>
+        </w:tc>
+        <w:tc>
+          <w:tcPr/>
+          <w:p>
+            <w:pPr>
+              <w:pStyle w:val="Compact"/>
+              <w:jc w:val="right"/>
+            </w:pPr>
+            <w:r>
+              <w:rPr>
+                <w:sz w:val="16"/>
+              </w:rPr>
+              <w:t xml:space="preserve">200.7911885476695</w:t>
+            </w:r>
+          </w:p>
+        </w:tc>
+        <w:tc>
+          <w:tcPr/>
+          <w:p>
+            <w:pPr>
+              <w:pStyle w:val="Compact"/>
+              <w:jc w:val="right"/>
+            </w:pPr>
+            <w:r>
+              <w:rPr>
+                <w:sz w:val="16"/>
+              </w:rPr>
+              <w:t xml:space="preserve">200,8</w:t>
+            </w:r>
+          </w:p>
+        </w:tc>
+        <w:tc>
+          <w:tcPr/>
+          <w:p>
+            <w:pPr>
+              <w:pStyle w:val="Compact"/>
+            </w:pPr>
+            <w:r>
+              <w:rPr>
+                <w:sz w:val="16"/>
+              </w:rPr>
+              <w:t xml:space="preserve">R$/MWh</w:t>
+            </w:r>
+          </w:p>
+        </w:tc>
+        <w:tc>
+          <w:tcPr/>
+          <w:p>
+            <w:pPr>
+              <w:pStyle w:val="Compact"/>
             </w:pPr>
             <w:r>
               <w:rPr>
@@ -22320,28 +23038,170 @@
             </w:r>
           </w:p>
         </w:tc>
-        <w:tc>
-          <w:tcPr/>
-          <w:p>
-            <w:pPr>
-              <w:pStyle w:val="Compact"/>
-            </w:pPr>
-          </w:p>
-        </w:tc>
-        <w:tc>
-          <w:tcPr/>
-          <w:p>
-            <w:pPr>
-              <w:pStyle w:val="Compact"/>
-            </w:pPr>
-          </w:p>
-        </w:tc>
-        <w:tc>
-          <w:tcPr/>
-          <w:p>
-            <w:pPr>
-              <w:pStyle w:val="Compact"/>
-            </w:pPr>
+      </w:tr>
+      <w:tr>
+        <w:tc>
+          <w:tcPr/>
+          <w:p>
+            <w:pPr>
+              <w:pStyle w:val="Compact"/>
+            </w:pPr>
+            <w:r>
+              <w:rPr>
+                <w:rStyle w:val="VerbatimChar"/>
+                <w:sz w:val="16"/>
+              </w:rPr>
+              <w:t xml:space="preserve">param_alerta_mult</w:t>
+            </w:r>
+          </w:p>
+        </w:tc>
+        <w:tc>
+          <w:tcPr/>
+          <w:p>
+            <w:pPr>
+              <w:pStyle w:val="Compact"/>
+            </w:pPr>
+            <w:r>
+              <w:rPr>
+                <w:sz w:val="16"/>
+              </w:rPr>
+              <w:t xml:space="preserve">limiar do alerta do multiplicador de produção</w:t>
+            </w:r>
+          </w:p>
+        </w:tc>
+        <w:tc>
+          <w:tcPr/>
+          <w:p>
+            <w:pPr>
+              <w:pStyle w:val="Compact"/>
+              <w:jc w:val="right"/>
+            </w:pPr>
+            <w:r>
+              <w:rPr>
+                <w:sz w:val="16"/>
+              </w:rPr>
+              <w:t xml:space="preserve">2.2</w:t>
+            </w:r>
+          </w:p>
+        </w:tc>
+        <w:tc>
+          <w:tcPr/>
+          <w:p>
+            <w:pPr>
+              <w:pStyle w:val="Compact"/>
+              <w:jc w:val="right"/>
+            </w:pPr>
+            <w:r>
+              <w:rPr>
+                <w:sz w:val="16"/>
+              </w:rPr>
+              <w:t xml:space="preserve">2,2</w:t>
+            </w:r>
+          </w:p>
+        </w:tc>
+        <w:tc>
+          <w:tcPr/>
+          <w:p>
+            <w:pPr>
+              <w:pStyle w:val="Compact"/>
+            </w:pPr>
+          </w:p>
+        </w:tc>
+        <w:tc>
+          <w:tcPr/>
+          <w:p>
+            <w:pPr>
+              <w:pStyle w:val="Compact"/>
+            </w:pPr>
+            <w:r>
+              <w:rPr>
+                <w:sz w:val="16"/>
+              </w:rPr>
+              <w:t xml:space="preserve">parametros/especificacao_v04.yaml › alerta_multiplicador_producao</w:t>
+            </w:r>
+          </w:p>
+        </w:tc>
+      </w:tr>
+      <w:tr>
+        <w:tc>
+          <w:tcPr/>
+          <w:p>
+            <w:pPr>
+              <w:pStyle w:val="Compact"/>
+            </w:pPr>
+            <w:r>
+              <w:rPr>
+                <w:rStyle w:val="VerbatimChar"/>
+                <w:sz w:val="16"/>
+              </w:rPr>
+              <w:t xml:space="preserve">param_alerta_ne</w:t>
+            </w:r>
+          </w:p>
+        </w:tc>
+        <w:tc>
+          <w:tcPr/>
+          <w:p>
+            <w:pPr>
+              <w:pStyle w:val="Compact"/>
+            </w:pPr>
+            <w:r>
+              <w:rPr>
+                <w:sz w:val="16"/>
+              </w:rPr>
+              <w:t xml:space="preserve">limiar do ALERTA do T12 (insumos não energéticos ÷ VBP)</w:t>
+            </w:r>
+          </w:p>
+        </w:tc>
+        <w:tc>
+          <w:tcPr/>
+          <w:p>
+            <w:pPr>
+              <w:pStyle w:val="Compact"/>
+              <w:jc w:val="right"/>
+            </w:pPr>
+            <w:r>
+              <w:rPr>
+                <w:sz w:val="16"/>
+              </w:rPr>
+              <w:t xml:space="preserve">0.05</w:t>
+            </w:r>
+          </w:p>
+        </w:tc>
+        <w:tc>
+          <w:tcPr/>
+          <w:p>
+            <w:pPr>
+              <w:pStyle w:val="Compact"/>
+              <w:jc w:val="right"/>
+            </w:pPr>
+            <w:r>
+              <w:rPr>
+                <w:sz w:val="16"/>
+              </w:rPr>
+              <w:t xml:space="preserve">0,05</w:t>
+            </w:r>
+          </w:p>
+        </w:tc>
+        <w:tc>
+          <w:tcPr/>
+          <w:p>
+            <w:pPr>
+              <w:pStyle w:val="Compact"/>
+            </w:pPr>
+          </w:p>
+        </w:tc>
+        <w:tc>
+          <w:tcPr/>
+          <w:p>
+            <w:pPr>
+              <w:pStyle w:val="Compact"/>
+            </w:pPr>
+            <w:r>
+              <w:rPr>
+                <w:sz w:val="16"/>
+              </w:rPr>
+              <w:t xml:space="preserve">parametros/especificacao_v04.yaml › alerta_insumos_nao_energeticos</w:t>
+            </w:r>
           </w:p>
         </w:tc>
       </w:tr>
@@ -22440,6 +23300,95 @@
                 <w:rStyle w:val="VerbatimChar"/>
                 <w:sz w:val="16"/>
               </w:rPr>
+              <w:t xml:space="preserve">param_consumo_gas_rs</w:t>
+            </w:r>
+          </w:p>
+        </w:tc>
+        <w:tc>
+          <w:tcPr/>
+          <w:p>
+            <w:pPr>
+              <w:pStyle w:val="Compact"/>
+            </w:pPr>
+            <w:r>
+              <w:rPr>
+                <w:sz w:val="16"/>
+              </w:rPr>
+              <w:t xml:space="preserve">consumo específico de gás das térmicas usado no θ_RS (HIPÓTESE)</w:t>
+            </w:r>
+          </w:p>
+        </w:tc>
+        <w:tc>
+          <w:tcPr/>
+          <w:p>
+            <w:pPr>
+              <w:pStyle w:val="Compact"/>
+              <w:jc w:val="right"/>
+            </w:pPr>
+            <w:r>
+              <w:rPr>
+                <w:sz w:val="16"/>
+              </w:rPr>
+              <w:t xml:space="preserve">0.2</w:t>
+            </w:r>
+          </w:p>
+        </w:tc>
+        <w:tc>
+          <w:tcPr/>
+          <w:p>
+            <w:pPr>
+              <w:pStyle w:val="Compact"/>
+              <w:jc w:val="right"/>
+            </w:pPr>
+            <w:r>
+              <w:rPr>
+                <w:sz w:val="16"/>
+              </w:rPr>
+              <w:t xml:space="preserve">0,20</w:t>
+            </w:r>
+          </w:p>
+        </w:tc>
+        <w:tc>
+          <w:tcPr/>
+          <w:p>
+            <w:pPr>
+              <w:pStyle w:val="Compact"/>
+            </w:pPr>
+            <w:r>
+              <w:rPr>
+                <w:sz w:val="16"/>
+              </w:rPr>
+              <w:t xml:space="preserve">m³/kWh</w:t>
+            </w:r>
+          </w:p>
+        </w:tc>
+        <w:tc>
+          <w:tcPr/>
+          <w:p>
+            <w:pPr>
+              <w:pStyle w:val="Compact"/>
+            </w:pPr>
+            <w:r>
+              <w:rPr>
+                <w:sz w:val="16"/>
+              </w:rPr>
+              <w:t xml:space="preserve">dados/externos/valores_documentais_v03.csv › theta_RS</w:t>
+            </w:r>
+          </w:p>
+        </w:tc>
+      </w:tr>
+      <w:tr>
+        <w:tc>
+          <w:tcPr/>
+          <w:p>
+            <w:pPr>
+              <w:pStyle w:val="Compact"/>
+            </w:pPr>
+            <w:r>
+              <w:rPr>
+                <w:rStyle w:val="VerbatimChar"/>
+                <w:sz w:val="16"/>
+              </w:rPr>
               <w:t xml:space="preserve">param_eta</w:t>
             </w:r>
           </w:p>
@@ -25405,24 +26354,96 @@
               <w:rPr>
                 <w:sz w:val="16"/>
               </w:rPr>
-              <w:t xml:space="preserve">R</w:t>
-            </w:r>
-            <w:r>
-              <w:rPr>
-                <w:sz w:val="16"/>
-              </w:rPr>
-              <w:t xml:space="preserve">$/MWh | resultados/rodada05/quadro_subsetores_v04.xlsx › d18_latentes |
-    | `twh_bio_evit_car` | emissões evitadas por TWh em relação ao carvão, Biomassa | 1433351.506450309 | 1.433.351,5 | t CO₂e/TWh | resultados/rodada05/simulacoes_v04.xlsx › B_TWh › S38_BIO (v04) |
-    | `twh_bio_evit_gn` | emissões evitadas por TWh em relação ao gás natural, Biomassa | 450209.5726140406 | 450.209,6 | t CO₂e/TWh | resultados/rodada05/simulacoes_v04.xlsx › B_TWh › S38_BIO (v04) |
-    | `twh_bio_gkwh` | g CO₂e/kWh, Biomassa | 8.809024026403092 | 8,8 | g CO₂e/kWh | resultados/rodada05/simulacoes_v04.xlsx › B_TWh › S38_BIO (v04) |
-    | `twh_bio_pct_rb` | emissões no RB por TWh, Biomassa | 68.86003531748143 | 68,9 | % | resultados/rodada05/simulacoes_v04.xlsx › B_TWh › S38_BIO (v04) |
-    | `twh_bio_preco` | preço médio, Biomassa | 217.0594134364014 | 217,1 | R$</w:t>
-            </w:r>
-            <w:r>
-              <w:rPr>
-                <w:sz w:val="16"/>
-              </w:rPr>
-              <w:t xml:space="preserve">/MWh</w:t>
+              <w:t xml:space="preserve">R$/MWh</w:t>
+            </w:r>
+          </w:p>
+        </w:tc>
+        <w:tc>
+          <w:tcPr/>
+          <w:p>
+            <w:pPr>
+              <w:pStyle w:val="Compact"/>
+            </w:pPr>
+            <w:r>
+              <w:rPr>
+                <w:sz w:val="16"/>
+              </w:rPr>
+              <w:t xml:space="preserve">resultados/rodada05/quadro_subsetores_v04.xlsx › d18_latentes</w:t>
+            </w:r>
+          </w:p>
+        </w:tc>
+      </w:tr>
+      <w:tr>
+        <w:tc>
+          <w:tcPr/>
+          <w:p>
+            <w:pPr>
+              <w:pStyle w:val="Compact"/>
+            </w:pPr>
+            <w:r>
+              <w:rPr>
+                <w:rStyle w:val="VerbatimChar"/>
+                <w:sz w:val="16"/>
+              </w:rPr>
+              <w:t xml:space="preserve">twh_bio_evit_car</w:t>
+            </w:r>
+          </w:p>
+        </w:tc>
+        <w:tc>
+          <w:tcPr/>
+          <w:p>
+            <w:pPr>
+              <w:pStyle w:val="Compact"/>
+            </w:pPr>
+            <w:r>
+              <w:rPr>
+                <w:sz w:val="16"/>
+              </w:rPr>
+              <w:t xml:space="preserve">emissões evitadas por TWh em relação ao carvão, Biomassa</w:t>
+            </w:r>
+          </w:p>
+        </w:tc>
+        <w:tc>
+          <w:tcPr/>
+          <w:p>
+            <w:pPr>
+              <w:pStyle w:val="Compact"/>
+              <w:jc w:val="right"/>
+            </w:pPr>
+            <w:r>
+              <w:rPr>
+                <w:sz w:val="16"/>
+              </w:rPr>
+              <w:t xml:space="preserve">1433351.506450309</w:t>
+            </w:r>
+          </w:p>
+        </w:tc>
+        <w:tc>
+          <w:tcPr/>
+          <w:p>
+            <w:pPr>
+              <w:pStyle w:val="Compact"/>
+              <w:jc w:val="right"/>
+            </w:pPr>
+            <w:r>
+              <w:rPr>
+                <w:sz w:val="16"/>
+              </w:rPr>
+              <w:t xml:space="preserve">1.433.351,5</w:t>
+            </w:r>
+          </w:p>
+        </w:tc>
+        <w:tc>
+          <w:tcPr/>
+          <w:p>
+            <w:pPr>
+              <w:pStyle w:val="Compact"/>
+            </w:pPr>
+            <w:r>
+              <w:rPr>
+                <w:sz w:val="16"/>
+              </w:rPr>
+              <w:t xml:space="preserve">t CO₂e/TWh</w:t>
             </w:r>
           </w:p>
         </w:tc>
@@ -25453,6 +26474,362 @@
                 <w:rStyle w:val="VerbatimChar"/>
                 <w:sz w:val="16"/>
               </w:rPr>
+              <w:t xml:space="preserve">twh_bio_evit_gn</w:t>
+            </w:r>
+          </w:p>
+        </w:tc>
+        <w:tc>
+          <w:tcPr/>
+          <w:p>
+            <w:pPr>
+              <w:pStyle w:val="Compact"/>
+            </w:pPr>
+            <w:r>
+              <w:rPr>
+                <w:sz w:val="16"/>
+              </w:rPr>
+              <w:t xml:space="preserve">emissões evitadas por TWh em relação ao gás natural, Biomassa</w:t>
+            </w:r>
+          </w:p>
+        </w:tc>
+        <w:tc>
+          <w:tcPr/>
+          <w:p>
+            <w:pPr>
+              <w:pStyle w:val="Compact"/>
+              <w:jc w:val="right"/>
+            </w:pPr>
+            <w:r>
+              <w:rPr>
+                <w:sz w:val="16"/>
+              </w:rPr>
+              <w:t xml:space="preserve">450209.5726140406</w:t>
+            </w:r>
+          </w:p>
+        </w:tc>
+        <w:tc>
+          <w:tcPr/>
+          <w:p>
+            <w:pPr>
+              <w:pStyle w:val="Compact"/>
+              <w:jc w:val="right"/>
+            </w:pPr>
+            <w:r>
+              <w:rPr>
+                <w:sz w:val="16"/>
+              </w:rPr>
+              <w:t xml:space="preserve">450.209,6</w:t>
+            </w:r>
+          </w:p>
+        </w:tc>
+        <w:tc>
+          <w:tcPr/>
+          <w:p>
+            <w:pPr>
+              <w:pStyle w:val="Compact"/>
+            </w:pPr>
+            <w:r>
+              <w:rPr>
+                <w:sz w:val="16"/>
+              </w:rPr>
+              <w:t xml:space="preserve">t CO₂e/TWh</w:t>
+            </w:r>
+          </w:p>
+        </w:tc>
+        <w:tc>
+          <w:tcPr/>
+          <w:p>
+            <w:pPr>
+              <w:pStyle w:val="Compact"/>
+            </w:pPr>
+            <w:r>
+              <w:rPr>
+                <w:sz w:val="16"/>
+              </w:rPr>
+              <w:t xml:space="preserve">resultados/rodada05/simulacoes_v04.xlsx › B_TWh › S38_BIO (v04)</w:t>
+            </w:r>
+          </w:p>
+        </w:tc>
+      </w:tr>
+      <w:tr>
+        <w:tc>
+          <w:tcPr/>
+          <w:p>
+            <w:pPr>
+              <w:pStyle w:val="Compact"/>
+            </w:pPr>
+            <w:r>
+              <w:rPr>
+                <w:rStyle w:val="VerbatimChar"/>
+                <w:sz w:val="16"/>
+              </w:rPr>
+              <w:t xml:space="preserve">twh_bio_gkwh</w:t>
+            </w:r>
+          </w:p>
+        </w:tc>
+        <w:tc>
+          <w:tcPr/>
+          <w:p>
+            <w:pPr>
+              <w:pStyle w:val="Compact"/>
+            </w:pPr>
+            <w:r>
+              <w:rPr>
+                <w:sz w:val="16"/>
+              </w:rPr>
+              <w:t xml:space="preserve">g CO₂e/kWh, Biomassa</w:t>
+            </w:r>
+          </w:p>
+        </w:tc>
+        <w:tc>
+          <w:tcPr/>
+          <w:p>
+            <w:pPr>
+              <w:pStyle w:val="Compact"/>
+              <w:jc w:val="right"/>
+            </w:pPr>
+            <w:r>
+              <w:rPr>
+                <w:sz w:val="16"/>
+              </w:rPr>
+              <w:t xml:space="preserve">8.809024026403092</w:t>
+            </w:r>
+          </w:p>
+        </w:tc>
+        <w:tc>
+          <w:tcPr/>
+          <w:p>
+            <w:pPr>
+              <w:pStyle w:val="Compact"/>
+              <w:jc w:val="right"/>
+            </w:pPr>
+            <w:r>
+              <w:rPr>
+                <w:sz w:val="16"/>
+              </w:rPr>
+              <w:t xml:space="preserve">8,8</w:t>
+            </w:r>
+          </w:p>
+        </w:tc>
+        <w:tc>
+          <w:tcPr/>
+          <w:p>
+            <w:pPr>
+              <w:pStyle w:val="Compact"/>
+            </w:pPr>
+            <w:r>
+              <w:rPr>
+                <w:sz w:val="16"/>
+              </w:rPr>
+              <w:t xml:space="preserve">g CO₂e/kWh</w:t>
+            </w:r>
+          </w:p>
+        </w:tc>
+        <w:tc>
+          <w:tcPr/>
+          <w:p>
+            <w:pPr>
+              <w:pStyle w:val="Compact"/>
+            </w:pPr>
+            <w:r>
+              <w:rPr>
+                <w:sz w:val="16"/>
+              </w:rPr>
+              <w:t xml:space="preserve">resultados/rodada05/simulacoes_v04.xlsx › B_TWh › S38_BIO (v04)</w:t>
+            </w:r>
+          </w:p>
+        </w:tc>
+      </w:tr>
+      <w:tr>
+        <w:tc>
+          <w:tcPr/>
+          <w:p>
+            <w:pPr>
+              <w:pStyle w:val="Compact"/>
+            </w:pPr>
+            <w:r>
+              <w:rPr>
+                <w:rStyle w:val="VerbatimChar"/>
+                <w:sz w:val="16"/>
+              </w:rPr>
+              <w:t xml:space="preserve">twh_bio_pct_rb</w:t>
+            </w:r>
+          </w:p>
+        </w:tc>
+        <w:tc>
+          <w:tcPr/>
+          <w:p>
+            <w:pPr>
+              <w:pStyle w:val="Compact"/>
+            </w:pPr>
+            <w:r>
+              <w:rPr>
+                <w:sz w:val="16"/>
+              </w:rPr>
+              <w:t xml:space="preserve">emissões no RB por TWh, Biomassa</w:t>
+            </w:r>
+          </w:p>
+        </w:tc>
+        <w:tc>
+          <w:tcPr/>
+          <w:p>
+            <w:pPr>
+              <w:pStyle w:val="Compact"/>
+              <w:jc w:val="right"/>
+            </w:pPr>
+            <w:r>
+              <w:rPr>
+                <w:sz w:val="16"/>
+              </w:rPr>
+              <w:t xml:space="preserve">68.86003531748143</w:t>
+            </w:r>
+          </w:p>
+        </w:tc>
+        <w:tc>
+          <w:tcPr/>
+          <w:p>
+            <w:pPr>
+              <w:pStyle w:val="Compact"/>
+              <w:jc w:val="right"/>
+            </w:pPr>
+            <w:r>
+              <w:rPr>
+                <w:sz w:val="16"/>
+              </w:rPr>
+              <w:t xml:space="preserve">68,9</w:t>
+            </w:r>
+          </w:p>
+        </w:tc>
+        <w:tc>
+          <w:tcPr/>
+          <w:p>
+            <w:pPr>
+              <w:pStyle w:val="Compact"/>
+            </w:pPr>
+            <w:r>
+              <w:rPr>
+                <w:sz w:val="16"/>
+              </w:rPr>
+              <w:t xml:space="preserve">%</w:t>
+            </w:r>
+          </w:p>
+        </w:tc>
+        <w:tc>
+          <w:tcPr/>
+          <w:p>
+            <w:pPr>
+              <w:pStyle w:val="Compact"/>
+            </w:pPr>
+            <w:r>
+              <w:rPr>
+                <w:sz w:val="16"/>
+              </w:rPr>
+              <w:t xml:space="preserve">resultados/rodada05/simulacoes_v04.xlsx › B_TWh › S38_BIO (v04)</w:t>
+            </w:r>
+          </w:p>
+        </w:tc>
+      </w:tr>
+      <w:tr>
+        <w:tc>
+          <w:tcPr/>
+          <w:p>
+            <w:pPr>
+              <w:pStyle w:val="Compact"/>
+            </w:pPr>
+            <w:r>
+              <w:rPr>
+                <w:rStyle w:val="VerbatimChar"/>
+                <w:sz w:val="16"/>
+              </w:rPr>
+              <w:t xml:space="preserve">twh_bio_preco</w:t>
+            </w:r>
+          </w:p>
+        </w:tc>
+        <w:tc>
+          <w:tcPr/>
+          <w:p>
+            <w:pPr>
+              <w:pStyle w:val="Compact"/>
+            </w:pPr>
+            <w:r>
+              <w:rPr>
+                <w:sz w:val="16"/>
+              </w:rPr>
+              <w:t xml:space="preserve">preço médio, Biomassa</w:t>
+            </w:r>
+          </w:p>
+        </w:tc>
+        <w:tc>
+          <w:tcPr/>
+          <w:p>
+            <w:pPr>
+              <w:pStyle w:val="Compact"/>
+              <w:jc w:val="right"/>
+            </w:pPr>
+            <w:r>
+              <w:rPr>
+                <w:sz w:val="16"/>
+              </w:rPr>
+              <w:t xml:space="preserve">217.0594134364014</w:t>
+            </w:r>
+          </w:p>
+        </w:tc>
+        <w:tc>
+          <w:tcPr/>
+          <w:p>
+            <w:pPr>
+              <w:pStyle w:val="Compact"/>
+              <w:jc w:val="right"/>
+            </w:pPr>
+            <w:r>
+              <w:rPr>
+                <w:sz w:val="16"/>
+              </w:rPr>
+              <w:t xml:space="preserve">217,1</w:t>
+            </w:r>
+          </w:p>
+        </w:tc>
+        <w:tc>
+          <w:tcPr/>
+          <w:p>
+            <w:pPr>
+              <w:pStyle w:val="Compact"/>
+            </w:pPr>
+            <w:r>
+              <w:rPr>
+                <w:sz w:val="16"/>
+              </w:rPr>
+              <w:t xml:space="preserve">R$/MWh</w:t>
+            </w:r>
+          </w:p>
+        </w:tc>
+        <w:tc>
+          <w:tcPr/>
+          <w:p>
+            <w:pPr>
+              <w:pStyle w:val="Compact"/>
+            </w:pPr>
+            <w:r>
+              <w:rPr>
+                <w:sz w:val="16"/>
+              </w:rPr>
+              <w:t xml:space="preserve">resultados/rodada05/simulacoes_v04.xlsx › B_TWh › S38_BIO (v04)</w:t>
+            </w:r>
+          </w:p>
+        </w:tc>
+      </w:tr>
+      <w:tr>
+        <w:tc>
+          <w:tcPr/>
+          <w:p>
+            <w:pPr>
+              <w:pStyle w:val="Compact"/>
+            </w:pPr>
+            <w:r>
+              <w:rPr>
+                <w:rStyle w:val="VerbatimChar"/>
+                <w:sz w:val="16"/>
+              </w:rPr>
               <w:t xml:space="preserve">twh_bio_t</w:t>
             </w:r>
           </w:p>
@@ -25956,25 +27333,185 @@
               <w:rPr>
                 <w:sz w:val="16"/>
               </w:rPr>
-              <w:t xml:space="preserve">R</w:t>
-            </w:r>
-            <w:r>
-              <w:rPr>
-                <w:sz w:val="16"/>
-              </w:rPr>
-              <w:t xml:space="preserve">$/MWh | resultados/rodada05/simulacoes_v04.xlsx › B_TWh › S38_CAR (v04) |
-    | `twh_car_t` | emissões por TWh, Carvão mineral | 1442160.530476712 | 1.442.160,5 | t CO₂e/TWh | resultados/rodada05/simulacoes_v04.xlsx › B_TWh › S38_CAR (v04) |
-    | `twh_eol_evit_car` | emissões evitadas por TWh em relação ao carvão, Eólica | 1437372.719666955 | 1.437.372,7 | t CO₂e/TWh | resultados/rodada05/simulacoes_v04.xlsx › B_TWh › S38_EOL (v04) |
-    | `twh_eol_evit_gn` | emissões evitadas por TWh em relação ao gás natural, Eólica | 454230.7858306867 | 454.230,8 | t CO₂e/TWh | resultados/rodada05/simulacoes_v04.xlsx › B_TWh › S38_EOL (v04) |
-    | `twh_eol_gkwh` | g CO₂e/kWh, Eólica | 4.787810809757032 | 4,8 | g CO₂e/kWh | resultados/rodada05/simulacoes_v04.xlsx › B_TWh › S38_EOL (v04) |
-    | `twh_eol_pct_rb` | emissões no RB por TWh, Eólica | 54.72019630973455 | 54,7 | % | resultados/rodada05/simulacoes_v04.xlsx › B_TWh › S38_EOL (v04) |
-    | `twh_eol_preco` | preço médio, Eólica | 182.4140066570086 | 182,4 | R$</w:t>
-            </w:r>
-            <w:r>
-              <w:rPr>
-                <w:sz w:val="16"/>
-              </w:rPr>
-              <w:t xml:space="preserve">/MWh</w:t>
+              <w:t xml:space="preserve">R$/MWh</w:t>
+            </w:r>
+          </w:p>
+        </w:tc>
+        <w:tc>
+          <w:tcPr/>
+          <w:p>
+            <w:pPr>
+              <w:pStyle w:val="Compact"/>
+            </w:pPr>
+            <w:r>
+              <w:rPr>
+                <w:sz w:val="16"/>
+              </w:rPr>
+              <w:t xml:space="preserve">resultados/rodada05/simulacoes_v04.xlsx › B_TWh › S38_CAR (v04)</w:t>
+            </w:r>
+          </w:p>
+        </w:tc>
+      </w:tr>
+      <w:tr>
+        <w:tc>
+          <w:tcPr/>
+          <w:p>
+            <w:pPr>
+              <w:pStyle w:val="Compact"/>
+            </w:pPr>
+            <w:r>
+              <w:rPr>
+                <w:rStyle w:val="VerbatimChar"/>
+                <w:sz w:val="16"/>
+              </w:rPr>
+              <w:t xml:space="preserve">twh_car_t</w:t>
+            </w:r>
+          </w:p>
+        </w:tc>
+        <w:tc>
+          <w:tcPr/>
+          <w:p>
+            <w:pPr>
+              <w:pStyle w:val="Compact"/>
+            </w:pPr>
+            <w:r>
+              <w:rPr>
+                <w:sz w:val="16"/>
+              </w:rPr>
+              <w:t xml:space="preserve">emissões por TWh, Carvão mineral</w:t>
+            </w:r>
+          </w:p>
+        </w:tc>
+        <w:tc>
+          <w:tcPr/>
+          <w:p>
+            <w:pPr>
+              <w:pStyle w:val="Compact"/>
+              <w:jc w:val="right"/>
+            </w:pPr>
+            <w:r>
+              <w:rPr>
+                <w:sz w:val="16"/>
+              </w:rPr>
+              <w:t xml:space="preserve">1442160.530476712</w:t>
+            </w:r>
+          </w:p>
+        </w:tc>
+        <w:tc>
+          <w:tcPr/>
+          <w:p>
+            <w:pPr>
+              <w:pStyle w:val="Compact"/>
+              <w:jc w:val="right"/>
+            </w:pPr>
+            <w:r>
+              <w:rPr>
+                <w:sz w:val="16"/>
+              </w:rPr>
+              <w:t xml:space="preserve">1.442.160,5</w:t>
+            </w:r>
+          </w:p>
+        </w:tc>
+        <w:tc>
+          <w:tcPr/>
+          <w:p>
+            <w:pPr>
+              <w:pStyle w:val="Compact"/>
+            </w:pPr>
+            <w:r>
+              <w:rPr>
+                <w:sz w:val="16"/>
+              </w:rPr>
+              <w:t xml:space="preserve">t CO₂e/TWh</w:t>
+            </w:r>
+          </w:p>
+        </w:tc>
+        <w:tc>
+          <w:tcPr/>
+          <w:p>
+            <w:pPr>
+              <w:pStyle w:val="Compact"/>
+            </w:pPr>
+            <w:r>
+              <w:rPr>
+                <w:sz w:val="16"/>
+              </w:rPr>
+              <w:t xml:space="preserve">resultados/rodada05/simulacoes_v04.xlsx › B_TWh › S38_CAR (v04)</w:t>
+            </w:r>
+          </w:p>
+        </w:tc>
+      </w:tr>
+      <w:tr>
+        <w:tc>
+          <w:tcPr/>
+          <w:p>
+            <w:pPr>
+              <w:pStyle w:val="Compact"/>
+            </w:pPr>
+            <w:r>
+              <w:rPr>
+                <w:rStyle w:val="VerbatimChar"/>
+                <w:sz w:val="16"/>
+              </w:rPr>
+              <w:t xml:space="preserve">twh_eol_evit_car</w:t>
+            </w:r>
+          </w:p>
+        </w:tc>
+        <w:tc>
+          <w:tcPr/>
+          <w:p>
+            <w:pPr>
+              <w:pStyle w:val="Compact"/>
+            </w:pPr>
+            <w:r>
+              <w:rPr>
+                <w:sz w:val="16"/>
+              </w:rPr>
+              <w:t xml:space="preserve">emissões evitadas por TWh em relação ao carvão, Eólica</w:t>
+            </w:r>
+          </w:p>
+        </w:tc>
+        <w:tc>
+          <w:tcPr/>
+          <w:p>
+            <w:pPr>
+              <w:pStyle w:val="Compact"/>
+              <w:jc w:val="right"/>
+            </w:pPr>
+            <w:r>
+              <w:rPr>
+                <w:sz w:val="16"/>
+              </w:rPr>
+              <w:t xml:space="preserve">1437372.719666955</w:t>
+            </w:r>
+          </w:p>
+        </w:tc>
+        <w:tc>
+          <w:tcPr/>
+          <w:p>
+            <w:pPr>
+              <w:pStyle w:val="Compact"/>
+              <w:jc w:val="right"/>
+            </w:pPr>
+            <w:r>
+              <w:rPr>
+                <w:sz w:val="16"/>
+              </w:rPr>
+              <w:t xml:space="preserve">1.437.372,7</w:t>
+            </w:r>
+          </w:p>
+        </w:tc>
+        <w:tc>
+          <w:tcPr/>
+          <w:p>
+            <w:pPr>
+              <w:pStyle w:val="Compact"/>
+            </w:pPr>
+            <w:r>
+              <w:rPr>
+                <w:sz w:val="16"/>
+              </w:rPr>
+              <w:t xml:space="preserve">t CO₂e/TWh</w:t>
             </w:r>
           </w:p>
         </w:tc>
@@ -26005,6 +27542,362 @@
                 <w:rStyle w:val="VerbatimChar"/>
                 <w:sz w:val="16"/>
               </w:rPr>
+              <w:t xml:space="preserve">twh_eol_evit_gn</w:t>
+            </w:r>
+          </w:p>
+        </w:tc>
+        <w:tc>
+          <w:tcPr/>
+          <w:p>
+            <w:pPr>
+              <w:pStyle w:val="Compact"/>
+            </w:pPr>
+            <w:r>
+              <w:rPr>
+                <w:sz w:val="16"/>
+              </w:rPr>
+              <w:t xml:space="preserve">emissões evitadas por TWh em relação ao gás natural, Eólica</w:t>
+            </w:r>
+          </w:p>
+        </w:tc>
+        <w:tc>
+          <w:tcPr/>
+          <w:p>
+            <w:pPr>
+              <w:pStyle w:val="Compact"/>
+              <w:jc w:val="right"/>
+            </w:pPr>
+            <w:r>
+              <w:rPr>
+                <w:sz w:val="16"/>
+              </w:rPr>
+              <w:t xml:space="preserve">454230.7858306867</w:t>
+            </w:r>
+          </w:p>
+        </w:tc>
+        <w:tc>
+          <w:tcPr/>
+          <w:p>
+            <w:pPr>
+              <w:pStyle w:val="Compact"/>
+              <w:jc w:val="right"/>
+            </w:pPr>
+            <w:r>
+              <w:rPr>
+                <w:sz w:val="16"/>
+              </w:rPr>
+              <w:t xml:space="preserve">454.230,8</w:t>
+            </w:r>
+          </w:p>
+        </w:tc>
+        <w:tc>
+          <w:tcPr/>
+          <w:p>
+            <w:pPr>
+              <w:pStyle w:val="Compact"/>
+            </w:pPr>
+            <w:r>
+              <w:rPr>
+                <w:sz w:val="16"/>
+              </w:rPr>
+              <w:t xml:space="preserve">t CO₂e/TWh</w:t>
+            </w:r>
+          </w:p>
+        </w:tc>
+        <w:tc>
+          <w:tcPr/>
+          <w:p>
+            <w:pPr>
+              <w:pStyle w:val="Compact"/>
+            </w:pPr>
+            <w:r>
+              <w:rPr>
+                <w:sz w:val="16"/>
+              </w:rPr>
+              <w:t xml:space="preserve">resultados/rodada05/simulacoes_v04.xlsx › B_TWh › S38_EOL (v04)</w:t>
+            </w:r>
+          </w:p>
+        </w:tc>
+      </w:tr>
+      <w:tr>
+        <w:tc>
+          <w:tcPr/>
+          <w:p>
+            <w:pPr>
+              <w:pStyle w:val="Compact"/>
+            </w:pPr>
+            <w:r>
+              <w:rPr>
+                <w:rStyle w:val="VerbatimChar"/>
+                <w:sz w:val="16"/>
+              </w:rPr>
+              <w:t xml:space="preserve">twh_eol_gkwh</w:t>
+            </w:r>
+          </w:p>
+        </w:tc>
+        <w:tc>
+          <w:tcPr/>
+          <w:p>
+            <w:pPr>
+              <w:pStyle w:val="Compact"/>
+            </w:pPr>
+            <w:r>
+              <w:rPr>
+                <w:sz w:val="16"/>
+              </w:rPr>
+              <w:t xml:space="preserve">g CO₂e/kWh, Eólica</w:t>
+            </w:r>
+          </w:p>
+        </w:tc>
+        <w:tc>
+          <w:tcPr/>
+          <w:p>
+            <w:pPr>
+              <w:pStyle w:val="Compact"/>
+              <w:jc w:val="right"/>
+            </w:pPr>
+            <w:r>
+              <w:rPr>
+                <w:sz w:val="16"/>
+              </w:rPr>
+              <w:t xml:space="preserve">4.787810809757032</w:t>
+            </w:r>
+          </w:p>
+        </w:tc>
+        <w:tc>
+          <w:tcPr/>
+          <w:p>
+            <w:pPr>
+              <w:pStyle w:val="Compact"/>
+              <w:jc w:val="right"/>
+            </w:pPr>
+            <w:r>
+              <w:rPr>
+                <w:sz w:val="16"/>
+              </w:rPr>
+              <w:t xml:space="preserve">4,8</w:t>
+            </w:r>
+          </w:p>
+        </w:tc>
+        <w:tc>
+          <w:tcPr/>
+          <w:p>
+            <w:pPr>
+              <w:pStyle w:val="Compact"/>
+            </w:pPr>
+            <w:r>
+              <w:rPr>
+                <w:sz w:val="16"/>
+              </w:rPr>
+              <w:t xml:space="preserve">g CO₂e/kWh</w:t>
+            </w:r>
+          </w:p>
+        </w:tc>
+        <w:tc>
+          <w:tcPr/>
+          <w:p>
+            <w:pPr>
+              <w:pStyle w:val="Compact"/>
+            </w:pPr>
+            <w:r>
+              <w:rPr>
+                <w:sz w:val="16"/>
+              </w:rPr>
+              <w:t xml:space="preserve">resultados/rodada05/simulacoes_v04.xlsx › B_TWh › S38_EOL (v04)</w:t>
+            </w:r>
+          </w:p>
+        </w:tc>
+      </w:tr>
+      <w:tr>
+        <w:tc>
+          <w:tcPr/>
+          <w:p>
+            <w:pPr>
+              <w:pStyle w:val="Compact"/>
+            </w:pPr>
+            <w:r>
+              <w:rPr>
+                <w:rStyle w:val="VerbatimChar"/>
+                <w:sz w:val="16"/>
+              </w:rPr>
+              <w:t xml:space="preserve">twh_eol_pct_rb</w:t>
+            </w:r>
+          </w:p>
+        </w:tc>
+        <w:tc>
+          <w:tcPr/>
+          <w:p>
+            <w:pPr>
+              <w:pStyle w:val="Compact"/>
+            </w:pPr>
+            <w:r>
+              <w:rPr>
+                <w:sz w:val="16"/>
+              </w:rPr>
+              <w:t xml:space="preserve">emissões no RB por TWh, Eólica</w:t>
+            </w:r>
+          </w:p>
+        </w:tc>
+        <w:tc>
+          <w:tcPr/>
+          <w:p>
+            <w:pPr>
+              <w:pStyle w:val="Compact"/>
+              <w:jc w:val="right"/>
+            </w:pPr>
+            <w:r>
+              <w:rPr>
+                <w:sz w:val="16"/>
+              </w:rPr>
+              <w:t xml:space="preserve">54.72019630973455</w:t>
+            </w:r>
+          </w:p>
+        </w:tc>
+        <w:tc>
+          <w:tcPr/>
+          <w:p>
+            <w:pPr>
+              <w:pStyle w:val="Compact"/>
+              <w:jc w:val="right"/>
+            </w:pPr>
+            <w:r>
+              <w:rPr>
+                <w:sz w:val="16"/>
+              </w:rPr>
+              <w:t xml:space="preserve">54,7</w:t>
+            </w:r>
+          </w:p>
+        </w:tc>
+        <w:tc>
+          <w:tcPr/>
+          <w:p>
+            <w:pPr>
+              <w:pStyle w:val="Compact"/>
+            </w:pPr>
+            <w:r>
+              <w:rPr>
+                <w:sz w:val="16"/>
+              </w:rPr>
+              <w:t xml:space="preserve">%</w:t>
+            </w:r>
+          </w:p>
+        </w:tc>
+        <w:tc>
+          <w:tcPr/>
+          <w:p>
+            <w:pPr>
+              <w:pStyle w:val="Compact"/>
+            </w:pPr>
+            <w:r>
+              <w:rPr>
+                <w:sz w:val="16"/>
+              </w:rPr>
+              <w:t xml:space="preserve">resultados/rodada05/simulacoes_v04.xlsx › B_TWh › S38_EOL (v04)</w:t>
+            </w:r>
+          </w:p>
+        </w:tc>
+      </w:tr>
+      <w:tr>
+        <w:tc>
+          <w:tcPr/>
+          <w:p>
+            <w:pPr>
+              <w:pStyle w:val="Compact"/>
+            </w:pPr>
+            <w:r>
+              <w:rPr>
+                <w:rStyle w:val="VerbatimChar"/>
+                <w:sz w:val="16"/>
+              </w:rPr>
+              <w:t xml:space="preserve">twh_eol_preco</w:t>
+            </w:r>
+          </w:p>
+        </w:tc>
+        <w:tc>
+          <w:tcPr/>
+          <w:p>
+            <w:pPr>
+              <w:pStyle w:val="Compact"/>
+            </w:pPr>
+            <w:r>
+              <w:rPr>
+                <w:sz w:val="16"/>
+              </w:rPr>
+              <w:t xml:space="preserve">preço médio, Eólica</w:t>
+            </w:r>
+          </w:p>
+        </w:tc>
+        <w:tc>
+          <w:tcPr/>
+          <w:p>
+            <w:pPr>
+              <w:pStyle w:val="Compact"/>
+              <w:jc w:val="right"/>
+            </w:pPr>
+            <w:r>
+              <w:rPr>
+                <w:sz w:val="16"/>
+              </w:rPr>
+              <w:t xml:space="preserve">182.4140066570086</w:t>
+            </w:r>
+          </w:p>
+        </w:tc>
+        <w:tc>
+          <w:tcPr/>
+          <w:p>
+            <w:pPr>
+              <w:pStyle w:val="Compact"/>
+              <w:jc w:val="right"/>
+            </w:pPr>
+            <w:r>
+              <w:rPr>
+                <w:sz w:val="16"/>
+              </w:rPr>
+              <w:t xml:space="preserve">182,4</w:t>
+            </w:r>
+          </w:p>
+        </w:tc>
+        <w:tc>
+          <w:tcPr/>
+          <w:p>
+            <w:pPr>
+              <w:pStyle w:val="Compact"/>
+            </w:pPr>
+            <w:r>
+              <w:rPr>
+                <w:sz w:val="16"/>
+              </w:rPr>
+              <w:t xml:space="preserve">R$/MWh</w:t>
+            </w:r>
+          </w:p>
+        </w:tc>
+        <w:tc>
+          <w:tcPr/>
+          <w:p>
+            <w:pPr>
+              <w:pStyle w:val="Compact"/>
+            </w:pPr>
+            <w:r>
+              <w:rPr>
+                <w:sz w:val="16"/>
+              </w:rPr>
+              <w:t xml:space="preserve">resultados/rodada05/simulacoes_v04.xlsx › B_TWh › S38_EOL (v04)</w:t>
+            </w:r>
+          </w:p>
+        </w:tc>
+      </w:tr>
+      <w:tr>
+        <w:tc>
+          <w:tcPr/>
+          <w:p>
+            <w:pPr>
+              <w:pStyle w:val="Compact"/>
+            </w:pPr>
+            <w:r>
+              <w:rPr>
+                <w:rStyle w:val="VerbatimChar"/>
+                <w:sz w:val="16"/>
+              </w:rPr>
               <w:t xml:space="preserve">twh_eol_t</w:t>
             </w:r>
           </w:p>
@@ -26508,25 +28401,185 @@
               <w:rPr>
                 <w:sz w:val="16"/>
               </w:rPr>
-              <w:t xml:space="preserve">R</w:t>
-            </w:r>
-            <w:r>
-              <w:rPr>
-                <w:sz w:val="16"/>
-              </w:rPr>
-              <w:t xml:space="preserve">$/MWh | resultados/rodada05/simulacoes_v04.xlsx › B_TWh › S38_GN (v04) |
-    | `twh_gn_t` | emissões por TWh, Gás natural | 459018.5966404437 | 459.018,6 | t CO₂e/TWh | resultados/rodada05/simulacoes_v04.xlsx › B_TWh › S38_GN (v04) |
-    | `twh_hid_evit_car` | emissões evitadas por TWh em relação ao carvão, Hidrelétrica | 1437533.396526098 | 1.437.533,4 | t CO₂e/TWh | resultados/rodada05/simulacoes_v04.xlsx › B_TWh › S38_HID (v04) |
-    | `twh_hid_evit_gn` | emissões evitadas por TWh em relação ao gás natural, Hidrelétrica | 454391.4626898296 | 454.391,5 | t CO₂e/TWh | resultados/rodada05/simulacoes_v04.xlsx › B_TWh › S38_HID (v04) |
-    | `twh_hid_gkwh` | g CO₂e/kWh, Hidrelétrica | 4.627133950614104 | 4,6 | g CO₂e/kWh | resultados/rodada05/simulacoes_v04.xlsx › B_TWh › S38_HID (v04) |
-    | `twh_hid_pct_rb` | emissões no RB por TWh, Hidrelétrica | 54.8448327510414 | 54,8 | % | resultados/rodada05/simulacoes_v04.xlsx › B_TWh › S38_HID (v04) |
-    | `twh_hid_preco` | preço médio, Hidrelétrica | 175.3264259895306 | 175,3 | R$</w:t>
-            </w:r>
-            <w:r>
-              <w:rPr>
-                <w:sz w:val="16"/>
-              </w:rPr>
-              <w:t xml:space="preserve">/MWh</w:t>
+              <w:t xml:space="preserve">R$/MWh</w:t>
+            </w:r>
+          </w:p>
+        </w:tc>
+        <w:tc>
+          <w:tcPr/>
+          <w:p>
+            <w:pPr>
+              <w:pStyle w:val="Compact"/>
+            </w:pPr>
+            <w:r>
+              <w:rPr>
+                <w:sz w:val="16"/>
+              </w:rPr>
+              <w:t xml:space="preserve">resultados/rodada05/simulacoes_v04.xlsx › B_TWh › S38_GN (v04)</w:t>
+            </w:r>
+          </w:p>
+        </w:tc>
+      </w:tr>
+      <w:tr>
+        <w:tc>
+          <w:tcPr/>
+          <w:p>
+            <w:pPr>
+              <w:pStyle w:val="Compact"/>
+            </w:pPr>
+            <w:r>
+              <w:rPr>
+                <w:rStyle w:val="VerbatimChar"/>
+                <w:sz w:val="16"/>
+              </w:rPr>
+              <w:t xml:space="preserve">twh_gn_t</w:t>
+            </w:r>
+          </w:p>
+        </w:tc>
+        <w:tc>
+          <w:tcPr/>
+          <w:p>
+            <w:pPr>
+              <w:pStyle w:val="Compact"/>
+            </w:pPr>
+            <w:r>
+              <w:rPr>
+                <w:sz w:val="16"/>
+              </w:rPr>
+              <w:t xml:space="preserve">emissões por TWh, Gás natural</w:t>
+            </w:r>
+          </w:p>
+        </w:tc>
+        <w:tc>
+          <w:tcPr/>
+          <w:p>
+            <w:pPr>
+              <w:pStyle w:val="Compact"/>
+              <w:jc w:val="right"/>
+            </w:pPr>
+            <w:r>
+              <w:rPr>
+                <w:sz w:val="16"/>
+              </w:rPr>
+              <w:t xml:space="preserve">459018.5966404437</w:t>
+            </w:r>
+          </w:p>
+        </w:tc>
+        <w:tc>
+          <w:tcPr/>
+          <w:p>
+            <w:pPr>
+              <w:pStyle w:val="Compact"/>
+              <w:jc w:val="right"/>
+            </w:pPr>
+            <w:r>
+              <w:rPr>
+                <w:sz w:val="16"/>
+              </w:rPr>
+              <w:t xml:space="preserve">459.018,6</w:t>
+            </w:r>
+          </w:p>
+        </w:tc>
+        <w:tc>
+          <w:tcPr/>
+          <w:p>
+            <w:pPr>
+              <w:pStyle w:val="Compact"/>
+            </w:pPr>
+            <w:r>
+              <w:rPr>
+                <w:sz w:val="16"/>
+              </w:rPr>
+              <w:t xml:space="preserve">t CO₂e/TWh</w:t>
+            </w:r>
+          </w:p>
+        </w:tc>
+        <w:tc>
+          <w:tcPr/>
+          <w:p>
+            <w:pPr>
+              <w:pStyle w:val="Compact"/>
+            </w:pPr>
+            <w:r>
+              <w:rPr>
+                <w:sz w:val="16"/>
+              </w:rPr>
+              <w:t xml:space="preserve">resultados/rodada05/simulacoes_v04.xlsx › B_TWh › S38_GN (v04)</w:t>
+            </w:r>
+          </w:p>
+        </w:tc>
+      </w:tr>
+      <w:tr>
+        <w:tc>
+          <w:tcPr/>
+          <w:p>
+            <w:pPr>
+              <w:pStyle w:val="Compact"/>
+            </w:pPr>
+            <w:r>
+              <w:rPr>
+                <w:rStyle w:val="VerbatimChar"/>
+                <w:sz w:val="16"/>
+              </w:rPr>
+              <w:t xml:space="preserve">twh_hid_evit_car</w:t>
+            </w:r>
+          </w:p>
+        </w:tc>
+        <w:tc>
+          <w:tcPr/>
+          <w:p>
+            <w:pPr>
+              <w:pStyle w:val="Compact"/>
+            </w:pPr>
+            <w:r>
+              <w:rPr>
+                <w:sz w:val="16"/>
+              </w:rPr>
+              <w:t xml:space="preserve">emissões evitadas por TWh em relação ao carvão, Hidrelétrica</w:t>
+            </w:r>
+          </w:p>
+        </w:tc>
+        <w:tc>
+          <w:tcPr/>
+          <w:p>
+            <w:pPr>
+              <w:pStyle w:val="Compact"/>
+              <w:jc w:val="right"/>
+            </w:pPr>
+            <w:r>
+              <w:rPr>
+                <w:sz w:val="16"/>
+              </w:rPr>
+              <w:t xml:space="preserve">1437533.396526098</w:t>
+            </w:r>
+          </w:p>
+        </w:tc>
+        <w:tc>
+          <w:tcPr/>
+          <w:p>
+            <w:pPr>
+              <w:pStyle w:val="Compact"/>
+              <w:jc w:val="right"/>
+            </w:pPr>
+            <w:r>
+              <w:rPr>
+                <w:sz w:val="16"/>
+              </w:rPr>
+              <w:t xml:space="preserve">1.437.533,4</w:t>
+            </w:r>
+          </w:p>
+        </w:tc>
+        <w:tc>
+          <w:tcPr/>
+          <w:p>
+            <w:pPr>
+              <w:pStyle w:val="Compact"/>
+            </w:pPr>
+            <w:r>
+              <w:rPr>
+                <w:sz w:val="16"/>
+              </w:rPr>
+              <w:t xml:space="preserve">t CO₂e/TWh</w:t>
             </w:r>
           </w:p>
         </w:tc>
@@ -26557,6 +28610,362 @@
                 <w:rStyle w:val="VerbatimChar"/>
                 <w:sz w:val="16"/>
               </w:rPr>
+              <w:t xml:space="preserve">twh_hid_evit_gn</w:t>
+            </w:r>
+          </w:p>
+        </w:tc>
+        <w:tc>
+          <w:tcPr/>
+          <w:p>
+            <w:pPr>
+              <w:pStyle w:val="Compact"/>
+            </w:pPr>
+            <w:r>
+              <w:rPr>
+                <w:sz w:val="16"/>
+              </w:rPr>
+              <w:t xml:space="preserve">emissões evitadas por TWh em relação ao gás natural, Hidrelétrica</w:t>
+            </w:r>
+          </w:p>
+        </w:tc>
+        <w:tc>
+          <w:tcPr/>
+          <w:p>
+            <w:pPr>
+              <w:pStyle w:val="Compact"/>
+              <w:jc w:val="right"/>
+            </w:pPr>
+            <w:r>
+              <w:rPr>
+                <w:sz w:val="16"/>
+              </w:rPr>
+              <w:t xml:space="preserve">454391.4626898296</w:t>
+            </w:r>
+          </w:p>
+        </w:tc>
+        <w:tc>
+          <w:tcPr/>
+          <w:p>
+            <w:pPr>
+              <w:pStyle w:val="Compact"/>
+              <w:jc w:val="right"/>
+            </w:pPr>
+            <w:r>
+              <w:rPr>
+                <w:sz w:val="16"/>
+              </w:rPr>
+              <w:t xml:space="preserve">454.391,5</w:t>
+            </w:r>
+          </w:p>
+        </w:tc>
+        <w:tc>
+          <w:tcPr/>
+          <w:p>
+            <w:pPr>
+              <w:pStyle w:val="Compact"/>
+            </w:pPr>
+            <w:r>
+              <w:rPr>
+                <w:sz w:val="16"/>
+              </w:rPr>
+              <w:t xml:space="preserve">t CO₂e/TWh</w:t>
+            </w:r>
+          </w:p>
+        </w:tc>
+        <w:tc>
+          <w:tcPr/>
+          <w:p>
+            <w:pPr>
+              <w:pStyle w:val="Compact"/>
+            </w:pPr>
+            <w:r>
+              <w:rPr>
+                <w:sz w:val="16"/>
+              </w:rPr>
+              <w:t xml:space="preserve">resultados/rodada05/simulacoes_v04.xlsx › B_TWh › S38_HID (v04)</w:t>
+            </w:r>
+          </w:p>
+        </w:tc>
+      </w:tr>
+      <w:tr>
+        <w:tc>
+          <w:tcPr/>
+          <w:p>
+            <w:pPr>
+              <w:pStyle w:val="Compact"/>
+            </w:pPr>
+            <w:r>
+              <w:rPr>
+                <w:rStyle w:val="VerbatimChar"/>
+                <w:sz w:val="16"/>
+              </w:rPr>
+              <w:t xml:space="preserve">twh_hid_gkwh</w:t>
+            </w:r>
+          </w:p>
+        </w:tc>
+        <w:tc>
+          <w:tcPr/>
+          <w:p>
+            <w:pPr>
+              <w:pStyle w:val="Compact"/>
+            </w:pPr>
+            <w:r>
+              <w:rPr>
+                <w:sz w:val="16"/>
+              </w:rPr>
+              <w:t xml:space="preserve">g CO₂e/kWh, Hidrelétrica</w:t>
+            </w:r>
+          </w:p>
+        </w:tc>
+        <w:tc>
+          <w:tcPr/>
+          <w:p>
+            <w:pPr>
+              <w:pStyle w:val="Compact"/>
+              <w:jc w:val="right"/>
+            </w:pPr>
+            <w:r>
+              <w:rPr>
+                <w:sz w:val="16"/>
+              </w:rPr>
+              <w:t xml:space="preserve">4.627133950614104</w:t>
+            </w:r>
+          </w:p>
+        </w:tc>
+        <w:tc>
+          <w:tcPr/>
+          <w:p>
+            <w:pPr>
+              <w:pStyle w:val="Compact"/>
+              <w:jc w:val="right"/>
+            </w:pPr>
+            <w:r>
+              <w:rPr>
+                <w:sz w:val="16"/>
+              </w:rPr>
+              <w:t xml:space="preserve">4,6</w:t>
+            </w:r>
+          </w:p>
+        </w:tc>
+        <w:tc>
+          <w:tcPr/>
+          <w:p>
+            <w:pPr>
+              <w:pStyle w:val="Compact"/>
+            </w:pPr>
+            <w:r>
+              <w:rPr>
+                <w:sz w:val="16"/>
+              </w:rPr>
+              <w:t xml:space="preserve">g CO₂e/kWh</w:t>
+            </w:r>
+          </w:p>
+        </w:tc>
+        <w:tc>
+          <w:tcPr/>
+          <w:p>
+            <w:pPr>
+              <w:pStyle w:val="Compact"/>
+            </w:pPr>
+            <w:r>
+              <w:rPr>
+                <w:sz w:val="16"/>
+              </w:rPr>
+              <w:t xml:space="preserve">resultados/rodada05/simulacoes_v04.xlsx › B_TWh › S38_HID (v04)</w:t>
+            </w:r>
+          </w:p>
+        </w:tc>
+      </w:tr>
+      <w:tr>
+        <w:tc>
+          <w:tcPr/>
+          <w:p>
+            <w:pPr>
+              <w:pStyle w:val="Compact"/>
+            </w:pPr>
+            <w:r>
+              <w:rPr>
+                <w:rStyle w:val="VerbatimChar"/>
+                <w:sz w:val="16"/>
+              </w:rPr>
+              <w:t xml:space="preserve">twh_hid_pct_rb</w:t>
+            </w:r>
+          </w:p>
+        </w:tc>
+        <w:tc>
+          <w:tcPr/>
+          <w:p>
+            <w:pPr>
+              <w:pStyle w:val="Compact"/>
+            </w:pPr>
+            <w:r>
+              <w:rPr>
+                <w:sz w:val="16"/>
+              </w:rPr>
+              <w:t xml:space="preserve">emissões no RB por TWh, Hidrelétrica</w:t>
+            </w:r>
+          </w:p>
+        </w:tc>
+        <w:tc>
+          <w:tcPr/>
+          <w:p>
+            <w:pPr>
+              <w:pStyle w:val="Compact"/>
+              <w:jc w:val="right"/>
+            </w:pPr>
+            <w:r>
+              <w:rPr>
+                <w:sz w:val="16"/>
+              </w:rPr>
+              <w:t xml:space="preserve">54.8448327510414</w:t>
+            </w:r>
+          </w:p>
+        </w:tc>
+        <w:tc>
+          <w:tcPr/>
+          <w:p>
+            <w:pPr>
+              <w:pStyle w:val="Compact"/>
+              <w:jc w:val="right"/>
+            </w:pPr>
+            <w:r>
+              <w:rPr>
+                <w:sz w:val="16"/>
+              </w:rPr>
+              <w:t xml:space="preserve">54,8</w:t>
+            </w:r>
+          </w:p>
+        </w:tc>
+        <w:tc>
+          <w:tcPr/>
+          <w:p>
+            <w:pPr>
+              <w:pStyle w:val="Compact"/>
+            </w:pPr>
+            <w:r>
+              <w:rPr>
+                <w:sz w:val="16"/>
+              </w:rPr>
+              <w:t xml:space="preserve">%</w:t>
+            </w:r>
+          </w:p>
+        </w:tc>
+        <w:tc>
+          <w:tcPr/>
+          <w:p>
+            <w:pPr>
+              <w:pStyle w:val="Compact"/>
+            </w:pPr>
+            <w:r>
+              <w:rPr>
+                <w:sz w:val="16"/>
+              </w:rPr>
+              <w:t xml:space="preserve">resultados/rodada05/simulacoes_v04.xlsx › B_TWh › S38_HID (v04)</w:t>
+            </w:r>
+          </w:p>
+        </w:tc>
+      </w:tr>
+      <w:tr>
+        <w:tc>
+          <w:tcPr/>
+          <w:p>
+            <w:pPr>
+              <w:pStyle w:val="Compact"/>
+            </w:pPr>
+            <w:r>
+              <w:rPr>
+                <w:rStyle w:val="VerbatimChar"/>
+                <w:sz w:val="16"/>
+              </w:rPr>
+              <w:t xml:space="preserve">twh_hid_preco</w:t>
+            </w:r>
+          </w:p>
+        </w:tc>
+        <w:tc>
+          <w:tcPr/>
+          <w:p>
+            <w:pPr>
+              <w:pStyle w:val="Compact"/>
+            </w:pPr>
+            <w:r>
+              <w:rPr>
+                <w:sz w:val="16"/>
+              </w:rPr>
+              <w:t xml:space="preserve">preço médio, Hidrelétrica</w:t>
+            </w:r>
+          </w:p>
+        </w:tc>
+        <w:tc>
+          <w:tcPr/>
+          <w:p>
+            <w:pPr>
+              <w:pStyle w:val="Compact"/>
+              <w:jc w:val="right"/>
+            </w:pPr>
+            <w:r>
+              <w:rPr>
+                <w:sz w:val="16"/>
+              </w:rPr>
+              <w:t xml:space="preserve">175.3264259895306</w:t>
+            </w:r>
+          </w:p>
+        </w:tc>
+        <w:tc>
+          <w:tcPr/>
+          <w:p>
+            <w:pPr>
+              <w:pStyle w:val="Compact"/>
+              <w:jc w:val="right"/>
+            </w:pPr>
+            <w:r>
+              <w:rPr>
+                <w:sz w:val="16"/>
+              </w:rPr>
+              <w:t xml:space="preserve">175,3</w:t>
+            </w:r>
+          </w:p>
+        </w:tc>
+        <w:tc>
+          <w:tcPr/>
+          <w:p>
+            <w:pPr>
+              <w:pStyle w:val="Compact"/>
+            </w:pPr>
+            <w:r>
+              <w:rPr>
+                <w:sz w:val="16"/>
+              </w:rPr>
+              <w:t xml:space="preserve">R$/MWh</w:t>
+            </w:r>
+          </w:p>
+        </w:tc>
+        <w:tc>
+          <w:tcPr/>
+          <w:p>
+            <w:pPr>
+              <w:pStyle w:val="Compact"/>
+            </w:pPr>
+            <w:r>
+              <w:rPr>
+                <w:sz w:val="16"/>
+              </w:rPr>
+              <w:t xml:space="preserve">resultados/rodada05/simulacoes_v04.xlsx › B_TWh › S38_HID (v04)</w:t>
+            </w:r>
+          </w:p>
+        </w:tc>
+      </w:tr>
+      <w:tr>
+        <w:tc>
+          <w:tcPr/>
+          <w:p>
+            <w:pPr>
+              <w:pStyle w:val="Compact"/>
+            </w:pPr>
+            <w:r>
+              <w:rPr>
+                <w:rStyle w:val="VerbatimChar"/>
+                <w:sz w:val="16"/>
+              </w:rPr>
               <w:t xml:space="preserve">twh_hid_t</w:t>
             </w:r>
           </w:p>
@@ -27060,44 +29469,1698 @@
               <w:rPr>
                 <w:sz w:val="16"/>
               </w:rPr>
-              <w:t xml:space="preserve">R</w:t>
-            </w:r>
-            <w:r>
-              <w:rPr>
-                <w:sz w:val="16"/>
-              </w:rPr>
-              <w:t xml:space="preserve">$/MWh | resultados/rodada05/simulacoes_v04.xlsx › B_TWh › S38_SOL (v04) |
-    | `twh_sol_sem_d18` | emissões por TWh da solar sem a D18 (TUST por real do espelho) | 4682.084825690778 | 4.682,1 | t CO₂e/TWh | resultados/rodada05/simulacoes_v04.xlsx › d18_SOL |
-    | `twh_sol_t` | emissões por TWh, Solar fotovoltaica | 5003.252698937188 | 5.003,3 | t CO₂e/TWh | resultados/rodada05/simulacoes_v04.xlsx › B_TWh › S38_SOL (v04) |
-    | `var_a1_a0_e1` | variação das emissões A1/A0, Energia elétrica agregada | -10.478487315395679 | −10,5 | % | resultados/rodada05/simulacoes_v04.xlsx › A1 e A0 › E1 |
-    | `var_a1_a0_f1` | variação das emissões A1/A0, Fóssil base | -4.435041108369719 | −4,4 | % | resultados/rodada05/simulacoes_v04.xlsx › A1 e A0 › F1 |
-    | `var_a1_a0_f2` | variação das emissões A1/A0, Fóssil balanceada | -3.943253093784582 | −3,9 | % | resultados/rodada05/simulacoes_v04.xlsx › A1 e A0 › F2 |
-    | `var_a1_a0_f3` | variação das emissões A1/A0, Fóssil energia-intensiva | -5.993071914953186 | −6,0 | % | resultados/rodada05/simulacoes_v04.xlsx › A1 e A0 › F3 |
-    | `var_a1_a0_r1` | variação das emissões A1/A0, Renovável base | -6.438760896568541 | −6,4 | % | resultados/rodada05/simulacoes_v04.xlsx › A1 e A0 › R1 |
-    | `var_a1_a0_r2` | variação das emissões A1/A0, Renovável balanceada | -3.65363510306419 | −3,7 | % | resultados/rodada05/simulacoes_v04.xlsx › A1 e A0 › R2 |
-    | `var_a1_a0_r3` | variação das emissões A1/A0, Renovável infraestrutura-intensiva | -4.341123907892075 | −4,3 | % | resultados/rodada05/simulacoes_v04.xlsx › A1 e A0 › R3 |
-    | `var_a1_a0_r4a` | variação das emissões A1/A0, Renovável energia/transporte-intensiva | -6.615851438034115 | −6,6 | % | resultados/rodada05/simulacoes_v04.xlsx › A1 e A0 › R4a |
-    | `var_a2_a0_e1` | variação das emissões A2/A0, Energia elétrica agregada | -10.478487315395679 | −10,5 | % | resultados/rodada05/simulacoes_v04.xlsx › A2 e A0 › E1 |
-    | `var_a2_a0_f1` | variação das emissões A2/A0, Fóssil base | 469.08483371326224 | 469,1 | % | resultados/rodada05/simulacoes_v04.xlsx › A2 e A0 › F1 |
-    | `var_a2_a0_f2` | variação das emissões A2/A0, Fóssil balanceada | 416.7148600930039 | 416,7 | % | resultados/rodada05/simulacoes_v04.xlsx › A2 e A0 › F2 |
-    | `var_a2_a0_f3` | variação das emissões A2/A0, Fóssil energia-intensiva | 635.5416139907596 | 635,5 | % | resultados/rodada05/simulacoes_v04.xlsx › A2 e A0 › F3 |
-    | `var_a2_a0_r1` | variação das emissões A2/A0, Renovável base | -55.9297864442708 | −55,9 | % | resultados/rodada05/simulacoes_v04.xlsx › A2 e A0 › R1 |
-    | `var_a2_a0_r2` | variação das emissões A2/A0, Renovável balanceada | -31.075132462907497 | −31,1 | % | resultados/rodada05/simulacoes_v04.xlsx › A2 e A0 › R2 |
-    | `var_a2_a0_r3` | variação das emissões A2/A0, Renovável infraestrutura-intensiva | -36.01124625620151 | −36,0 | % | resultados/rodada05/simulacoes_v04.xlsx › A2 e A0 › R3 |
-    | `var_a2_a0_r4a` | variação das emissões A2/A0, Renovável energia/transporte-intensiva | -58.473726494215605 | −58,5 | % | resultados/rodada05/simulacoes_v04.xlsx › A2 e A0 › R4a |
-    | `vbp_gas_rb` | VBP do gás canalizado, RB | 19421.04544377357 | 19.421,0 | R$</w:t>
-            </w:r>
-            <w:r>
-              <w:rPr>
-                <w:sz w:val="16"/>
-              </w:rPr>
-              <w:t xml:space="preserve"> </w:t>
-            </w:r>
-            <w:r>
-              <w:rPr>
-                <w:sz w:val="16"/>
-              </w:rPr>
-              <w:t xml:space="preserve">milhões</w:t>
+              <w:t xml:space="preserve">R$/MWh</w:t>
+            </w:r>
+          </w:p>
+        </w:tc>
+        <w:tc>
+          <w:tcPr/>
+          <w:p>
+            <w:pPr>
+              <w:pStyle w:val="Compact"/>
+            </w:pPr>
+            <w:r>
+              <w:rPr>
+                <w:sz w:val="16"/>
+              </w:rPr>
+              <w:t xml:space="preserve">resultados/rodada05/simulacoes_v04.xlsx › B_TWh › S38_SOL (v04)</w:t>
+            </w:r>
+          </w:p>
+        </w:tc>
+      </w:tr>
+      <w:tr>
+        <w:tc>
+          <w:tcPr/>
+          <w:p>
+            <w:pPr>
+              <w:pStyle w:val="Compact"/>
+            </w:pPr>
+            <w:r>
+              <w:rPr>
+                <w:rStyle w:val="VerbatimChar"/>
+                <w:sz w:val="16"/>
+              </w:rPr>
+              <w:t xml:space="preserve">twh_sol_sem_d18</w:t>
+            </w:r>
+          </w:p>
+        </w:tc>
+        <w:tc>
+          <w:tcPr/>
+          <w:p>
+            <w:pPr>
+              <w:pStyle w:val="Compact"/>
+            </w:pPr>
+            <w:r>
+              <w:rPr>
+                <w:sz w:val="16"/>
+              </w:rPr>
+              <w:t xml:space="preserve">emissões por TWh da solar sem a D18 (TUST por real do espelho)</w:t>
+            </w:r>
+          </w:p>
+        </w:tc>
+        <w:tc>
+          <w:tcPr/>
+          <w:p>
+            <w:pPr>
+              <w:pStyle w:val="Compact"/>
+              <w:jc w:val="right"/>
+            </w:pPr>
+            <w:r>
+              <w:rPr>
+                <w:sz w:val="16"/>
+              </w:rPr>
+              <w:t xml:space="preserve">4682.084825690778</w:t>
+            </w:r>
+          </w:p>
+        </w:tc>
+        <w:tc>
+          <w:tcPr/>
+          <w:p>
+            <w:pPr>
+              <w:pStyle w:val="Compact"/>
+              <w:jc w:val="right"/>
+            </w:pPr>
+            <w:r>
+              <w:rPr>
+                <w:sz w:val="16"/>
+              </w:rPr>
+              <w:t xml:space="preserve">4.682,1</w:t>
+            </w:r>
+          </w:p>
+        </w:tc>
+        <w:tc>
+          <w:tcPr/>
+          <w:p>
+            <w:pPr>
+              <w:pStyle w:val="Compact"/>
+            </w:pPr>
+            <w:r>
+              <w:rPr>
+                <w:sz w:val="16"/>
+              </w:rPr>
+              <w:t xml:space="preserve">t CO₂e/TWh</w:t>
+            </w:r>
+          </w:p>
+        </w:tc>
+        <w:tc>
+          <w:tcPr/>
+          <w:p>
+            <w:pPr>
+              <w:pStyle w:val="Compact"/>
+            </w:pPr>
+            <w:r>
+              <w:rPr>
+                <w:sz w:val="16"/>
+              </w:rPr>
+              <w:t xml:space="preserve">resultados/rodada05/simulacoes_v04.xlsx › d18_SOL</w:t>
+            </w:r>
+          </w:p>
+        </w:tc>
+      </w:tr>
+      <w:tr>
+        <w:tc>
+          <w:tcPr/>
+          <w:p>
+            <w:pPr>
+              <w:pStyle w:val="Compact"/>
+            </w:pPr>
+            <w:r>
+              <w:rPr>
+                <w:rStyle w:val="VerbatimChar"/>
+                <w:sz w:val="16"/>
+              </w:rPr>
+              <w:t xml:space="preserve">twh_sol_t</w:t>
+            </w:r>
+          </w:p>
+        </w:tc>
+        <w:tc>
+          <w:tcPr/>
+          <w:p>
+            <w:pPr>
+              <w:pStyle w:val="Compact"/>
+            </w:pPr>
+            <w:r>
+              <w:rPr>
+                <w:sz w:val="16"/>
+              </w:rPr>
+              <w:t xml:space="preserve">emissões por TWh, Solar fotovoltaica</w:t>
+            </w:r>
+          </w:p>
+        </w:tc>
+        <w:tc>
+          <w:tcPr/>
+          <w:p>
+            <w:pPr>
+              <w:pStyle w:val="Compact"/>
+              <w:jc w:val="right"/>
+            </w:pPr>
+            <w:r>
+              <w:rPr>
+                <w:sz w:val="16"/>
+              </w:rPr>
+              <w:t xml:space="preserve">5003.252698937188</w:t>
+            </w:r>
+          </w:p>
+        </w:tc>
+        <w:tc>
+          <w:tcPr/>
+          <w:p>
+            <w:pPr>
+              <w:pStyle w:val="Compact"/>
+              <w:jc w:val="right"/>
+            </w:pPr>
+            <w:r>
+              <w:rPr>
+                <w:sz w:val="16"/>
+              </w:rPr>
+              <w:t xml:space="preserve">5.003,3</w:t>
+            </w:r>
+          </w:p>
+        </w:tc>
+        <w:tc>
+          <w:tcPr/>
+          <w:p>
+            <w:pPr>
+              <w:pStyle w:val="Compact"/>
+            </w:pPr>
+            <w:r>
+              <w:rPr>
+                <w:sz w:val="16"/>
+              </w:rPr>
+              <w:t xml:space="preserve">t CO₂e/TWh</w:t>
+            </w:r>
+          </w:p>
+        </w:tc>
+        <w:tc>
+          <w:tcPr/>
+          <w:p>
+            <w:pPr>
+              <w:pStyle w:val="Compact"/>
+            </w:pPr>
+            <w:r>
+              <w:rPr>
+                <w:sz w:val="16"/>
+              </w:rPr>
+              <w:t xml:space="preserve">resultados/rodada05/simulacoes_v04.xlsx › B_TWh › S38_SOL (v04)</w:t>
+            </w:r>
+          </w:p>
+        </w:tc>
+      </w:tr>
+      <w:tr>
+        <w:tc>
+          <w:tcPr/>
+          <w:p>
+            <w:pPr>
+              <w:pStyle w:val="Compact"/>
+            </w:pPr>
+            <w:r>
+              <w:rPr>
+                <w:rStyle w:val="VerbatimChar"/>
+                <w:sz w:val="16"/>
+              </w:rPr>
+              <w:t xml:space="preserve">var_a1_a0_e1</w:t>
+            </w:r>
+          </w:p>
+        </w:tc>
+        <w:tc>
+          <w:tcPr/>
+          <w:p>
+            <w:pPr>
+              <w:pStyle w:val="Compact"/>
+            </w:pPr>
+            <w:r>
+              <w:rPr>
+                <w:sz w:val="16"/>
+              </w:rPr>
+              <w:t xml:space="preserve">variação das emissões A1/A0, Energia elétrica agregada</w:t>
+            </w:r>
+          </w:p>
+        </w:tc>
+        <w:tc>
+          <w:tcPr/>
+          <w:p>
+            <w:pPr>
+              <w:pStyle w:val="Compact"/>
+              <w:jc w:val="right"/>
+            </w:pPr>
+            <w:r>
+              <w:rPr>
+                <w:sz w:val="16"/>
+              </w:rPr>
+              <w:t xml:space="preserve">-10.478487315395679</w:t>
+            </w:r>
+          </w:p>
+        </w:tc>
+        <w:tc>
+          <w:tcPr/>
+          <w:p>
+            <w:pPr>
+              <w:pStyle w:val="Compact"/>
+              <w:jc w:val="right"/>
+            </w:pPr>
+            <w:r>
+              <w:rPr>
+                <w:sz w:val="16"/>
+              </w:rPr>
+              <w:t xml:space="preserve">−10,5</w:t>
+            </w:r>
+          </w:p>
+        </w:tc>
+        <w:tc>
+          <w:tcPr/>
+          <w:p>
+            <w:pPr>
+              <w:pStyle w:val="Compact"/>
+            </w:pPr>
+            <w:r>
+              <w:rPr>
+                <w:sz w:val="16"/>
+              </w:rPr>
+              <w:t xml:space="preserve">%</w:t>
+            </w:r>
+          </w:p>
+        </w:tc>
+        <w:tc>
+          <w:tcPr/>
+          <w:p>
+            <w:pPr>
+              <w:pStyle w:val="Compact"/>
+            </w:pPr>
+            <w:r>
+              <w:rPr>
+                <w:sz w:val="16"/>
+              </w:rPr>
+              <w:t xml:space="preserve">resultados/rodada05/simulacoes_v04.xlsx › A1 e A0 › E1</w:t>
+            </w:r>
+          </w:p>
+        </w:tc>
+      </w:tr>
+      <w:tr>
+        <w:tc>
+          <w:tcPr/>
+          <w:p>
+            <w:pPr>
+              <w:pStyle w:val="Compact"/>
+            </w:pPr>
+            <w:r>
+              <w:rPr>
+                <w:rStyle w:val="VerbatimChar"/>
+                <w:sz w:val="16"/>
+              </w:rPr>
+              <w:t xml:space="preserve">var_a1_a0_f1</w:t>
+            </w:r>
+          </w:p>
+        </w:tc>
+        <w:tc>
+          <w:tcPr/>
+          <w:p>
+            <w:pPr>
+              <w:pStyle w:val="Compact"/>
+            </w:pPr>
+            <w:r>
+              <w:rPr>
+                <w:sz w:val="16"/>
+              </w:rPr>
+              <w:t xml:space="preserve">variação das emissões A1/A0, Fóssil base</w:t>
+            </w:r>
+          </w:p>
+        </w:tc>
+        <w:tc>
+          <w:tcPr/>
+          <w:p>
+            <w:pPr>
+              <w:pStyle w:val="Compact"/>
+              <w:jc w:val="right"/>
+            </w:pPr>
+            <w:r>
+              <w:rPr>
+                <w:sz w:val="16"/>
+              </w:rPr>
+              <w:t xml:space="preserve">-4.435041108369719</w:t>
+            </w:r>
+          </w:p>
+        </w:tc>
+        <w:tc>
+          <w:tcPr/>
+          <w:p>
+            <w:pPr>
+              <w:pStyle w:val="Compact"/>
+              <w:jc w:val="right"/>
+            </w:pPr>
+            <w:r>
+              <w:rPr>
+                <w:sz w:val="16"/>
+              </w:rPr>
+              <w:t xml:space="preserve">−4,4</w:t>
+            </w:r>
+          </w:p>
+        </w:tc>
+        <w:tc>
+          <w:tcPr/>
+          <w:p>
+            <w:pPr>
+              <w:pStyle w:val="Compact"/>
+            </w:pPr>
+            <w:r>
+              <w:rPr>
+                <w:sz w:val="16"/>
+              </w:rPr>
+              <w:t xml:space="preserve">%</w:t>
+            </w:r>
+          </w:p>
+        </w:tc>
+        <w:tc>
+          <w:tcPr/>
+          <w:p>
+            <w:pPr>
+              <w:pStyle w:val="Compact"/>
+            </w:pPr>
+            <w:r>
+              <w:rPr>
+                <w:sz w:val="16"/>
+              </w:rPr>
+              <w:t xml:space="preserve">resultados/rodada05/simulacoes_v04.xlsx › A1 e A0 › F1</w:t>
+            </w:r>
+          </w:p>
+        </w:tc>
+      </w:tr>
+      <w:tr>
+        <w:tc>
+          <w:tcPr/>
+          <w:p>
+            <w:pPr>
+              <w:pStyle w:val="Compact"/>
+            </w:pPr>
+            <w:r>
+              <w:rPr>
+                <w:rStyle w:val="VerbatimChar"/>
+                <w:sz w:val="16"/>
+              </w:rPr>
+              <w:t xml:space="preserve">var_a1_a0_f2</w:t>
+            </w:r>
+          </w:p>
+        </w:tc>
+        <w:tc>
+          <w:tcPr/>
+          <w:p>
+            <w:pPr>
+              <w:pStyle w:val="Compact"/>
+            </w:pPr>
+            <w:r>
+              <w:rPr>
+                <w:sz w:val="16"/>
+              </w:rPr>
+              <w:t xml:space="preserve">variação das emissões A1/A0, Fóssil balanceada</w:t>
+            </w:r>
+          </w:p>
+        </w:tc>
+        <w:tc>
+          <w:tcPr/>
+          <w:p>
+            <w:pPr>
+              <w:pStyle w:val="Compact"/>
+              <w:jc w:val="right"/>
+            </w:pPr>
+            <w:r>
+              <w:rPr>
+                <w:sz w:val="16"/>
+              </w:rPr>
+              <w:t xml:space="preserve">-3.943253093784582</w:t>
+            </w:r>
+          </w:p>
+        </w:tc>
+        <w:tc>
+          <w:tcPr/>
+          <w:p>
+            <w:pPr>
+              <w:pStyle w:val="Compact"/>
+              <w:jc w:val="right"/>
+            </w:pPr>
+            <w:r>
+              <w:rPr>
+                <w:sz w:val="16"/>
+              </w:rPr>
+              <w:t xml:space="preserve">−3,9</w:t>
+            </w:r>
+          </w:p>
+        </w:tc>
+        <w:tc>
+          <w:tcPr/>
+          <w:p>
+            <w:pPr>
+              <w:pStyle w:val="Compact"/>
+            </w:pPr>
+            <w:r>
+              <w:rPr>
+                <w:sz w:val="16"/>
+              </w:rPr>
+              <w:t xml:space="preserve">%</w:t>
+            </w:r>
+          </w:p>
+        </w:tc>
+        <w:tc>
+          <w:tcPr/>
+          <w:p>
+            <w:pPr>
+              <w:pStyle w:val="Compact"/>
+            </w:pPr>
+            <w:r>
+              <w:rPr>
+                <w:sz w:val="16"/>
+              </w:rPr>
+              <w:t xml:space="preserve">resultados/rodada05/simulacoes_v04.xlsx › A1 e A0 › F2</w:t>
+            </w:r>
+          </w:p>
+        </w:tc>
+      </w:tr>
+      <w:tr>
+        <w:tc>
+          <w:tcPr/>
+          <w:p>
+            <w:pPr>
+              <w:pStyle w:val="Compact"/>
+            </w:pPr>
+            <w:r>
+              <w:rPr>
+                <w:rStyle w:val="VerbatimChar"/>
+                <w:sz w:val="16"/>
+              </w:rPr>
+              <w:t xml:space="preserve">var_a1_a0_f3</w:t>
+            </w:r>
+          </w:p>
+        </w:tc>
+        <w:tc>
+          <w:tcPr/>
+          <w:p>
+            <w:pPr>
+              <w:pStyle w:val="Compact"/>
+            </w:pPr>
+            <w:r>
+              <w:rPr>
+                <w:sz w:val="16"/>
+              </w:rPr>
+              <w:t xml:space="preserve">variação das emissões A1/A0, Fóssil energia-intensiva</w:t>
+            </w:r>
+          </w:p>
+        </w:tc>
+        <w:tc>
+          <w:tcPr/>
+          <w:p>
+            <w:pPr>
+              <w:pStyle w:val="Compact"/>
+              <w:jc w:val="right"/>
+            </w:pPr>
+            <w:r>
+              <w:rPr>
+                <w:sz w:val="16"/>
+              </w:rPr>
+              <w:t xml:space="preserve">-5.993071914953186</w:t>
+            </w:r>
+          </w:p>
+        </w:tc>
+        <w:tc>
+          <w:tcPr/>
+          <w:p>
+            <w:pPr>
+              <w:pStyle w:val="Compact"/>
+              <w:jc w:val="right"/>
+            </w:pPr>
+            <w:r>
+              <w:rPr>
+                <w:sz w:val="16"/>
+              </w:rPr>
+              <w:t xml:space="preserve">−6,0</w:t>
+            </w:r>
+          </w:p>
+        </w:tc>
+        <w:tc>
+          <w:tcPr/>
+          <w:p>
+            <w:pPr>
+              <w:pStyle w:val="Compact"/>
+            </w:pPr>
+            <w:r>
+              <w:rPr>
+                <w:sz w:val="16"/>
+              </w:rPr>
+              <w:t xml:space="preserve">%</w:t>
+            </w:r>
+          </w:p>
+        </w:tc>
+        <w:tc>
+          <w:tcPr/>
+          <w:p>
+            <w:pPr>
+              <w:pStyle w:val="Compact"/>
+            </w:pPr>
+            <w:r>
+              <w:rPr>
+                <w:sz w:val="16"/>
+              </w:rPr>
+              <w:t xml:space="preserve">resultados/rodada05/simulacoes_v04.xlsx › A1 e A0 › F3</w:t>
+            </w:r>
+          </w:p>
+        </w:tc>
+      </w:tr>
+      <w:tr>
+        <w:tc>
+          <w:tcPr/>
+          <w:p>
+            <w:pPr>
+              <w:pStyle w:val="Compact"/>
+            </w:pPr>
+            <w:r>
+              <w:rPr>
+                <w:rStyle w:val="VerbatimChar"/>
+                <w:sz w:val="16"/>
+              </w:rPr>
+              <w:t xml:space="preserve">var_a1_a0_r1</w:t>
+            </w:r>
+          </w:p>
+        </w:tc>
+        <w:tc>
+          <w:tcPr/>
+          <w:p>
+            <w:pPr>
+              <w:pStyle w:val="Compact"/>
+            </w:pPr>
+            <w:r>
+              <w:rPr>
+                <w:sz w:val="16"/>
+              </w:rPr>
+              <w:t xml:space="preserve">variação das emissões A1/A0, Renovável base</w:t>
+            </w:r>
+          </w:p>
+        </w:tc>
+        <w:tc>
+          <w:tcPr/>
+          <w:p>
+            <w:pPr>
+              <w:pStyle w:val="Compact"/>
+              <w:jc w:val="right"/>
+            </w:pPr>
+            <w:r>
+              <w:rPr>
+                <w:sz w:val="16"/>
+              </w:rPr>
+              <w:t xml:space="preserve">-6.438760896568541</w:t>
+            </w:r>
+          </w:p>
+        </w:tc>
+        <w:tc>
+          <w:tcPr/>
+          <w:p>
+            <w:pPr>
+              <w:pStyle w:val="Compact"/>
+              <w:jc w:val="right"/>
+            </w:pPr>
+            <w:r>
+              <w:rPr>
+                <w:sz w:val="16"/>
+              </w:rPr>
+              <w:t xml:space="preserve">−6,4</w:t>
+            </w:r>
+          </w:p>
+        </w:tc>
+        <w:tc>
+          <w:tcPr/>
+          <w:p>
+            <w:pPr>
+              <w:pStyle w:val="Compact"/>
+            </w:pPr>
+            <w:r>
+              <w:rPr>
+                <w:sz w:val="16"/>
+              </w:rPr>
+              <w:t xml:space="preserve">%</w:t>
+            </w:r>
+          </w:p>
+        </w:tc>
+        <w:tc>
+          <w:tcPr/>
+          <w:p>
+            <w:pPr>
+              <w:pStyle w:val="Compact"/>
+            </w:pPr>
+            <w:r>
+              <w:rPr>
+                <w:sz w:val="16"/>
+              </w:rPr>
+              <w:t xml:space="preserve">resultados/rodada05/simulacoes_v04.xlsx › A1 e A0 › R1</w:t>
+            </w:r>
+          </w:p>
+        </w:tc>
+      </w:tr>
+      <w:tr>
+        <w:tc>
+          <w:tcPr/>
+          <w:p>
+            <w:pPr>
+              <w:pStyle w:val="Compact"/>
+            </w:pPr>
+            <w:r>
+              <w:rPr>
+                <w:rStyle w:val="VerbatimChar"/>
+                <w:sz w:val="16"/>
+              </w:rPr>
+              <w:t xml:space="preserve">var_a1_a0_r2</w:t>
+            </w:r>
+          </w:p>
+        </w:tc>
+        <w:tc>
+          <w:tcPr/>
+          <w:p>
+            <w:pPr>
+              <w:pStyle w:val="Compact"/>
+            </w:pPr>
+            <w:r>
+              <w:rPr>
+                <w:sz w:val="16"/>
+              </w:rPr>
+              <w:t xml:space="preserve">variação das emissões A1/A0, Renovável balanceada</w:t>
+            </w:r>
+          </w:p>
+        </w:tc>
+        <w:tc>
+          <w:tcPr/>
+          <w:p>
+            <w:pPr>
+              <w:pStyle w:val="Compact"/>
+              <w:jc w:val="right"/>
+            </w:pPr>
+            <w:r>
+              <w:rPr>
+                <w:sz w:val="16"/>
+              </w:rPr>
+              <w:t xml:space="preserve">-3.65363510306419</w:t>
+            </w:r>
+          </w:p>
+        </w:tc>
+        <w:tc>
+          <w:tcPr/>
+          <w:p>
+            <w:pPr>
+              <w:pStyle w:val="Compact"/>
+              <w:jc w:val="right"/>
+            </w:pPr>
+            <w:r>
+              <w:rPr>
+                <w:sz w:val="16"/>
+              </w:rPr>
+              <w:t xml:space="preserve">−3,7</w:t>
+            </w:r>
+          </w:p>
+        </w:tc>
+        <w:tc>
+          <w:tcPr/>
+          <w:p>
+            <w:pPr>
+              <w:pStyle w:val="Compact"/>
+            </w:pPr>
+            <w:r>
+              <w:rPr>
+                <w:sz w:val="16"/>
+              </w:rPr>
+              <w:t xml:space="preserve">%</w:t>
+            </w:r>
+          </w:p>
+        </w:tc>
+        <w:tc>
+          <w:tcPr/>
+          <w:p>
+            <w:pPr>
+              <w:pStyle w:val="Compact"/>
+            </w:pPr>
+            <w:r>
+              <w:rPr>
+                <w:sz w:val="16"/>
+              </w:rPr>
+              <w:t xml:space="preserve">resultados/rodada05/simulacoes_v04.xlsx › A1 e A0 › R2</w:t>
+            </w:r>
+          </w:p>
+        </w:tc>
+      </w:tr>
+      <w:tr>
+        <w:tc>
+          <w:tcPr/>
+          <w:p>
+            <w:pPr>
+              <w:pStyle w:val="Compact"/>
+            </w:pPr>
+            <w:r>
+              <w:rPr>
+                <w:rStyle w:val="VerbatimChar"/>
+                <w:sz w:val="16"/>
+              </w:rPr>
+              <w:t xml:space="preserve">var_a1_a0_r3</w:t>
+            </w:r>
+          </w:p>
+        </w:tc>
+        <w:tc>
+          <w:tcPr/>
+          <w:p>
+            <w:pPr>
+              <w:pStyle w:val="Compact"/>
+            </w:pPr>
+            <w:r>
+              <w:rPr>
+                <w:sz w:val="16"/>
+              </w:rPr>
+              <w:t xml:space="preserve">variação das emissões A1/A0, Renovável infraestrutura-intensiva</w:t>
+            </w:r>
+          </w:p>
+        </w:tc>
+        <w:tc>
+          <w:tcPr/>
+          <w:p>
+            <w:pPr>
+              <w:pStyle w:val="Compact"/>
+              <w:jc w:val="right"/>
+            </w:pPr>
+            <w:r>
+              <w:rPr>
+                <w:sz w:val="16"/>
+              </w:rPr>
+              <w:t xml:space="preserve">-4.341123907892075</w:t>
+            </w:r>
+          </w:p>
+        </w:tc>
+        <w:tc>
+          <w:tcPr/>
+          <w:p>
+            <w:pPr>
+              <w:pStyle w:val="Compact"/>
+              <w:jc w:val="right"/>
+            </w:pPr>
+            <w:r>
+              <w:rPr>
+                <w:sz w:val="16"/>
+              </w:rPr>
+              <w:t xml:space="preserve">−4,3</w:t>
+            </w:r>
+          </w:p>
+        </w:tc>
+        <w:tc>
+          <w:tcPr/>
+          <w:p>
+            <w:pPr>
+              <w:pStyle w:val="Compact"/>
+            </w:pPr>
+            <w:r>
+              <w:rPr>
+                <w:sz w:val="16"/>
+              </w:rPr>
+              <w:t xml:space="preserve">%</w:t>
+            </w:r>
+          </w:p>
+        </w:tc>
+        <w:tc>
+          <w:tcPr/>
+          <w:p>
+            <w:pPr>
+              <w:pStyle w:val="Compact"/>
+            </w:pPr>
+            <w:r>
+              <w:rPr>
+                <w:sz w:val="16"/>
+              </w:rPr>
+              <w:t xml:space="preserve">resultados/rodada05/simulacoes_v04.xlsx › A1 e A0 › R3</w:t>
+            </w:r>
+          </w:p>
+        </w:tc>
+      </w:tr>
+      <w:tr>
+        <w:tc>
+          <w:tcPr/>
+          <w:p>
+            <w:pPr>
+              <w:pStyle w:val="Compact"/>
+            </w:pPr>
+            <w:r>
+              <w:rPr>
+                <w:rStyle w:val="VerbatimChar"/>
+                <w:sz w:val="16"/>
+              </w:rPr>
+              <w:t xml:space="preserve">var_a1_a0_r4a</w:t>
+            </w:r>
+          </w:p>
+        </w:tc>
+        <w:tc>
+          <w:tcPr/>
+          <w:p>
+            <w:pPr>
+              <w:pStyle w:val="Compact"/>
+            </w:pPr>
+            <w:r>
+              <w:rPr>
+                <w:sz w:val="16"/>
+              </w:rPr>
+              <w:t xml:space="preserve">variação das emissões A1/A0, Renovável energia/transporte-intensiva</w:t>
+            </w:r>
+          </w:p>
+        </w:tc>
+        <w:tc>
+          <w:tcPr/>
+          <w:p>
+            <w:pPr>
+              <w:pStyle w:val="Compact"/>
+              <w:jc w:val="right"/>
+            </w:pPr>
+            <w:r>
+              <w:rPr>
+                <w:sz w:val="16"/>
+              </w:rPr>
+              <w:t xml:space="preserve">-6.615851438034115</w:t>
+            </w:r>
+          </w:p>
+        </w:tc>
+        <w:tc>
+          <w:tcPr/>
+          <w:p>
+            <w:pPr>
+              <w:pStyle w:val="Compact"/>
+              <w:jc w:val="right"/>
+            </w:pPr>
+            <w:r>
+              <w:rPr>
+                <w:sz w:val="16"/>
+              </w:rPr>
+              <w:t xml:space="preserve">−6,6</w:t>
+            </w:r>
+          </w:p>
+        </w:tc>
+        <w:tc>
+          <w:tcPr/>
+          <w:p>
+            <w:pPr>
+              <w:pStyle w:val="Compact"/>
+            </w:pPr>
+            <w:r>
+              <w:rPr>
+                <w:sz w:val="16"/>
+              </w:rPr>
+              <w:t xml:space="preserve">%</w:t>
+            </w:r>
+          </w:p>
+        </w:tc>
+        <w:tc>
+          <w:tcPr/>
+          <w:p>
+            <w:pPr>
+              <w:pStyle w:val="Compact"/>
+            </w:pPr>
+            <w:r>
+              <w:rPr>
+                <w:sz w:val="16"/>
+              </w:rPr>
+              <w:t xml:space="preserve">resultados/rodada05/simulacoes_v04.xlsx › A1 e A0 › R4a</w:t>
+            </w:r>
+          </w:p>
+        </w:tc>
+      </w:tr>
+      <w:tr>
+        <w:tc>
+          <w:tcPr/>
+          <w:p>
+            <w:pPr>
+              <w:pStyle w:val="Compact"/>
+            </w:pPr>
+            <w:r>
+              <w:rPr>
+                <w:rStyle w:val="VerbatimChar"/>
+                <w:sz w:val="16"/>
+              </w:rPr>
+              <w:t xml:space="preserve">var_a2_a0_e1</w:t>
+            </w:r>
+          </w:p>
+        </w:tc>
+        <w:tc>
+          <w:tcPr/>
+          <w:p>
+            <w:pPr>
+              <w:pStyle w:val="Compact"/>
+            </w:pPr>
+            <w:r>
+              <w:rPr>
+                <w:sz w:val="16"/>
+              </w:rPr>
+              <w:t xml:space="preserve">variação das emissões A2/A0, Energia elétrica agregada</w:t>
+            </w:r>
+          </w:p>
+        </w:tc>
+        <w:tc>
+          <w:tcPr/>
+          <w:p>
+            <w:pPr>
+              <w:pStyle w:val="Compact"/>
+              <w:jc w:val="right"/>
+            </w:pPr>
+            <w:r>
+              <w:rPr>
+                <w:sz w:val="16"/>
+              </w:rPr>
+              <w:t xml:space="preserve">-10.478487315395679</w:t>
+            </w:r>
+          </w:p>
+        </w:tc>
+        <w:tc>
+          <w:tcPr/>
+          <w:p>
+            <w:pPr>
+              <w:pStyle w:val="Compact"/>
+              <w:jc w:val="right"/>
+            </w:pPr>
+            <w:r>
+              <w:rPr>
+                <w:sz w:val="16"/>
+              </w:rPr>
+              <w:t xml:space="preserve">−10,5</w:t>
+            </w:r>
+          </w:p>
+        </w:tc>
+        <w:tc>
+          <w:tcPr/>
+          <w:p>
+            <w:pPr>
+              <w:pStyle w:val="Compact"/>
+            </w:pPr>
+            <w:r>
+              <w:rPr>
+                <w:sz w:val="16"/>
+              </w:rPr>
+              <w:t xml:space="preserve">%</w:t>
+            </w:r>
+          </w:p>
+        </w:tc>
+        <w:tc>
+          <w:tcPr/>
+          <w:p>
+            <w:pPr>
+              <w:pStyle w:val="Compact"/>
+            </w:pPr>
+            <w:r>
+              <w:rPr>
+                <w:sz w:val="16"/>
+              </w:rPr>
+              <w:t xml:space="preserve">resultados/rodada05/simulacoes_v04.xlsx › A2 e A0 › E1</w:t>
+            </w:r>
+          </w:p>
+        </w:tc>
+      </w:tr>
+      <w:tr>
+        <w:tc>
+          <w:tcPr/>
+          <w:p>
+            <w:pPr>
+              <w:pStyle w:val="Compact"/>
+            </w:pPr>
+            <w:r>
+              <w:rPr>
+                <w:rStyle w:val="VerbatimChar"/>
+                <w:sz w:val="16"/>
+              </w:rPr>
+              <w:t xml:space="preserve">var_a2_a0_f1</w:t>
+            </w:r>
+          </w:p>
+        </w:tc>
+        <w:tc>
+          <w:tcPr/>
+          <w:p>
+            <w:pPr>
+              <w:pStyle w:val="Compact"/>
+            </w:pPr>
+            <w:r>
+              <w:rPr>
+                <w:sz w:val="16"/>
+              </w:rPr>
+              <w:t xml:space="preserve">variação das emissões A2/A0, Fóssil base</w:t>
+            </w:r>
+          </w:p>
+        </w:tc>
+        <w:tc>
+          <w:tcPr/>
+          <w:p>
+            <w:pPr>
+              <w:pStyle w:val="Compact"/>
+              <w:jc w:val="right"/>
+            </w:pPr>
+            <w:r>
+              <w:rPr>
+                <w:sz w:val="16"/>
+              </w:rPr>
+              <w:t xml:space="preserve">469.08483371326224</w:t>
+            </w:r>
+          </w:p>
+        </w:tc>
+        <w:tc>
+          <w:tcPr/>
+          <w:p>
+            <w:pPr>
+              <w:pStyle w:val="Compact"/>
+              <w:jc w:val="right"/>
+            </w:pPr>
+            <w:r>
+              <w:rPr>
+                <w:sz w:val="16"/>
+              </w:rPr>
+              <w:t xml:space="preserve">469,1</w:t>
+            </w:r>
+          </w:p>
+        </w:tc>
+        <w:tc>
+          <w:tcPr/>
+          <w:p>
+            <w:pPr>
+              <w:pStyle w:val="Compact"/>
+            </w:pPr>
+            <w:r>
+              <w:rPr>
+                <w:sz w:val="16"/>
+              </w:rPr>
+              <w:t xml:space="preserve">%</w:t>
+            </w:r>
+          </w:p>
+        </w:tc>
+        <w:tc>
+          <w:tcPr/>
+          <w:p>
+            <w:pPr>
+              <w:pStyle w:val="Compact"/>
+            </w:pPr>
+            <w:r>
+              <w:rPr>
+                <w:sz w:val="16"/>
+              </w:rPr>
+              <w:t xml:space="preserve">resultados/rodada05/simulacoes_v04.xlsx › A2 e A0 › F1</w:t>
+            </w:r>
+          </w:p>
+        </w:tc>
+      </w:tr>
+      <w:tr>
+        <w:tc>
+          <w:tcPr/>
+          <w:p>
+            <w:pPr>
+              <w:pStyle w:val="Compact"/>
+            </w:pPr>
+            <w:r>
+              <w:rPr>
+                <w:rStyle w:val="VerbatimChar"/>
+                <w:sz w:val="16"/>
+              </w:rPr>
+              <w:t xml:space="preserve">var_a2_a0_f2</w:t>
+            </w:r>
+          </w:p>
+        </w:tc>
+        <w:tc>
+          <w:tcPr/>
+          <w:p>
+            <w:pPr>
+              <w:pStyle w:val="Compact"/>
+            </w:pPr>
+            <w:r>
+              <w:rPr>
+                <w:sz w:val="16"/>
+              </w:rPr>
+              <w:t xml:space="preserve">variação das emissões A2/A0, Fóssil balanceada</w:t>
+            </w:r>
+          </w:p>
+        </w:tc>
+        <w:tc>
+          <w:tcPr/>
+          <w:p>
+            <w:pPr>
+              <w:pStyle w:val="Compact"/>
+              <w:jc w:val="right"/>
+            </w:pPr>
+            <w:r>
+              <w:rPr>
+                <w:sz w:val="16"/>
+              </w:rPr>
+              <w:t xml:space="preserve">416.7148600930039</w:t>
+            </w:r>
+          </w:p>
+        </w:tc>
+        <w:tc>
+          <w:tcPr/>
+          <w:p>
+            <w:pPr>
+              <w:pStyle w:val="Compact"/>
+              <w:jc w:val="right"/>
+            </w:pPr>
+            <w:r>
+              <w:rPr>
+                <w:sz w:val="16"/>
+              </w:rPr>
+              <w:t xml:space="preserve">416,7</w:t>
+            </w:r>
+          </w:p>
+        </w:tc>
+        <w:tc>
+          <w:tcPr/>
+          <w:p>
+            <w:pPr>
+              <w:pStyle w:val="Compact"/>
+            </w:pPr>
+            <w:r>
+              <w:rPr>
+                <w:sz w:val="16"/>
+              </w:rPr>
+              <w:t xml:space="preserve">%</w:t>
+            </w:r>
+          </w:p>
+        </w:tc>
+        <w:tc>
+          <w:tcPr/>
+          <w:p>
+            <w:pPr>
+              <w:pStyle w:val="Compact"/>
+            </w:pPr>
+            <w:r>
+              <w:rPr>
+                <w:sz w:val="16"/>
+              </w:rPr>
+              <w:t xml:space="preserve">resultados/rodada05/simulacoes_v04.xlsx › A2 e A0 › F2</w:t>
+            </w:r>
+          </w:p>
+        </w:tc>
+      </w:tr>
+      <w:tr>
+        <w:tc>
+          <w:tcPr/>
+          <w:p>
+            <w:pPr>
+              <w:pStyle w:val="Compact"/>
+            </w:pPr>
+            <w:r>
+              <w:rPr>
+                <w:rStyle w:val="VerbatimChar"/>
+                <w:sz w:val="16"/>
+              </w:rPr>
+              <w:t xml:space="preserve">var_a2_a0_f3</w:t>
+            </w:r>
+          </w:p>
+        </w:tc>
+        <w:tc>
+          <w:tcPr/>
+          <w:p>
+            <w:pPr>
+              <w:pStyle w:val="Compact"/>
+            </w:pPr>
+            <w:r>
+              <w:rPr>
+                <w:sz w:val="16"/>
+              </w:rPr>
+              <w:t xml:space="preserve">variação das emissões A2/A0, Fóssil energia-intensiva</w:t>
+            </w:r>
+          </w:p>
+        </w:tc>
+        <w:tc>
+          <w:tcPr/>
+          <w:p>
+            <w:pPr>
+              <w:pStyle w:val="Compact"/>
+              <w:jc w:val="right"/>
+            </w:pPr>
+            <w:r>
+              <w:rPr>
+                <w:sz w:val="16"/>
+              </w:rPr>
+              <w:t xml:space="preserve">635.5416139907596</w:t>
+            </w:r>
+          </w:p>
+        </w:tc>
+        <w:tc>
+          <w:tcPr/>
+          <w:p>
+            <w:pPr>
+              <w:pStyle w:val="Compact"/>
+              <w:jc w:val="right"/>
+            </w:pPr>
+            <w:r>
+              <w:rPr>
+                <w:sz w:val="16"/>
+              </w:rPr>
+              <w:t xml:space="preserve">635,5</w:t>
+            </w:r>
+          </w:p>
+        </w:tc>
+        <w:tc>
+          <w:tcPr/>
+          <w:p>
+            <w:pPr>
+              <w:pStyle w:val="Compact"/>
+            </w:pPr>
+            <w:r>
+              <w:rPr>
+                <w:sz w:val="16"/>
+              </w:rPr>
+              <w:t xml:space="preserve">%</w:t>
+            </w:r>
+          </w:p>
+        </w:tc>
+        <w:tc>
+          <w:tcPr/>
+          <w:p>
+            <w:pPr>
+              <w:pStyle w:val="Compact"/>
+            </w:pPr>
+            <w:r>
+              <w:rPr>
+                <w:sz w:val="16"/>
+              </w:rPr>
+              <w:t xml:space="preserve">resultados/rodada05/simulacoes_v04.xlsx › A2 e A0 › F3</w:t>
+            </w:r>
+          </w:p>
+        </w:tc>
+      </w:tr>
+      <w:tr>
+        <w:tc>
+          <w:tcPr/>
+          <w:p>
+            <w:pPr>
+              <w:pStyle w:val="Compact"/>
+            </w:pPr>
+            <w:r>
+              <w:rPr>
+                <w:rStyle w:val="VerbatimChar"/>
+                <w:sz w:val="16"/>
+              </w:rPr>
+              <w:t xml:space="preserve">var_a2_a0_r1</w:t>
+            </w:r>
+          </w:p>
+        </w:tc>
+        <w:tc>
+          <w:tcPr/>
+          <w:p>
+            <w:pPr>
+              <w:pStyle w:val="Compact"/>
+            </w:pPr>
+            <w:r>
+              <w:rPr>
+                <w:sz w:val="16"/>
+              </w:rPr>
+              <w:t xml:space="preserve">variação das emissões A2/A0, Renovável base</w:t>
+            </w:r>
+          </w:p>
+        </w:tc>
+        <w:tc>
+          <w:tcPr/>
+          <w:p>
+            <w:pPr>
+              <w:pStyle w:val="Compact"/>
+              <w:jc w:val="right"/>
+            </w:pPr>
+            <w:r>
+              <w:rPr>
+                <w:sz w:val="16"/>
+              </w:rPr>
+              <w:t xml:space="preserve">-55.9297864442708</w:t>
+            </w:r>
+          </w:p>
+        </w:tc>
+        <w:tc>
+          <w:tcPr/>
+          <w:p>
+            <w:pPr>
+              <w:pStyle w:val="Compact"/>
+              <w:jc w:val="right"/>
+            </w:pPr>
+            <w:r>
+              <w:rPr>
+                <w:sz w:val="16"/>
+              </w:rPr>
+              <w:t xml:space="preserve">−55,9</w:t>
+            </w:r>
+          </w:p>
+        </w:tc>
+        <w:tc>
+          <w:tcPr/>
+          <w:p>
+            <w:pPr>
+              <w:pStyle w:val="Compact"/>
+            </w:pPr>
+            <w:r>
+              <w:rPr>
+                <w:sz w:val="16"/>
+              </w:rPr>
+              <w:t xml:space="preserve">%</w:t>
+            </w:r>
+          </w:p>
+        </w:tc>
+        <w:tc>
+          <w:tcPr/>
+          <w:p>
+            <w:pPr>
+              <w:pStyle w:val="Compact"/>
+            </w:pPr>
+            <w:r>
+              <w:rPr>
+                <w:sz w:val="16"/>
+              </w:rPr>
+              <w:t xml:space="preserve">resultados/rodada05/simulacoes_v04.xlsx › A2 e A0 › R1</w:t>
+            </w:r>
+          </w:p>
+        </w:tc>
+      </w:tr>
+      <w:tr>
+        <w:tc>
+          <w:tcPr/>
+          <w:p>
+            <w:pPr>
+              <w:pStyle w:val="Compact"/>
+            </w:pPr>
+            <w:r>
+              <w:rPr>
+                <w:rStyle w:val="VerbatimChar"/>
+                <w:sz w:val="16"/>
+              </w:rPr>
+              <w:t xml:space="preserve">var_a2_a0_r2</w:t>
+            </w:r>
+          </w:p>
+        </w:tc>
+        <w:tc>
+          <w:tcPr/>
+          <w:p>
+            <w:pPr>
+              <w:pStyle w:val="Compact"/>
+            </w:pPr>
+            <w:r>
+              <w:rPr>
+                <w:sz w:val="16"/>
+              </w:rPr>
+              <w:t xml:space="preserve">variação das emissões A2/A0, Renovável balanceada</w:t>
+            </w:r>
+          </w:p>
+        </w:tc>
+        <w:tc>
+          <w:tcPr/>
+          <w:p>
+            <w:pPr>
+              <w:pStyle w:val="Compact"/>
+              <w:jc w:val="right"/>
+            </w:pPr>
+            <w:r>
+              <w:rPr>
+                <w:sz w:val="16"/>
+              </w:rPr>
+              <w:t xml:space="preserve">-31.075132462907497</w:t>
+            </w:r>
+          </w:p>
+        </w:tc>
+        <w:tc>
+          <w:tcPr/>
+          <w:p>
+            <w:pPr>
+              <w:pStyle w:val="Compact"/>
+              <w:jc w:val="right"/>
+            </w:pPr>
+            <w:r>
+              <w:rPr>
+                <w:sz w:val="16"/>
+              </w:rPr>
+              <w:t xml:space="preserve">−31,1</w:t>
+            </w:r>
+          </w:p>
+        </w:tc>
+        <w:tc>
+          <w:tcPr/>
+          <w:p>
+            <w:pPr>
+              <w:pStyle w:val="Compact"/>
+            </w:pPr>
+            <w:r>
+              <w:rPr>
+                <w:sz w:val="16"/>
+              </w:rPr>
+              <w:t xml:space="preserve">%</w:t>
+            </w:r>
+          </w:p>
+        </w:tc>
+        <w:tc>
+          <w:tcPr/>
+          <w:p>
+            <w:pPr>
+              <w:pStyle w:val="Compact"/>
+            </w:pPr>
+            <w:r>
+              <w:rPr>
+                <w:sz w:val="16"/>
+              </w:rPr>
+              <w:t xml:space="preserve">resultados/rodada05/simulacoes_v04.xlsx › A2 e A0 › R2</w:t>
+            </w:r>
+          </w:p>
+        </w:tc>
+      </w:tr>
+      <w:tr>
+        <w:tc>
+          <w:tcPr/>
+          <w:p>
+            <w:pPr>
+              <w:pStyle w:val="Compact"/>
+            </w:pPr>
+            <w:r>
+              <w:rPr>
+                <w:rStyle w:val="VerbatimChar"/>
+                <w:sz w:val="16"/>
+              </w:rPr>
+              <w:t xml:space="preserve">var_a2_a0_r3</w:t>
+            </w:r>
+          </w:p>
+        </w:tc>
+        <w:tc>
+          <w:tcPr/>
+          <w:p>
+            <w:pPr>
+              <w:pStyle w:val="Compact"/>
+            </w:pPr>
+            <w:r>
+              <w:rPr>
+                <w:sz w:val="16"/>
+              </w:rPr>
+              <w:t xml:space="preserve">variação das emissões A2/A0, Renovável infraestrutura-intensiva</w:t>
+            </w:r>
+          </w:p>
+        </w:tc>
+        <w:tc>
+          <w:tcPr/>
+          <w:p>
+            <w:pPr>
+              <w:pStyle w:val="Compact"/>
+              <w:jc w:val="right"/>
+            </w:pPr>
+            <w:r>
+              <w:rPr>
+                <w:sz w:val="16"/>
+              </w:rPr>
+              <w:t xml:space="preserve">-36.01124625620151</w:t>
+            </w:r>
+          </w:p>
+        </w:tc>
+        <w:tc>
+          <w:tcPr/>
+          <w:p>
+            <w:pPr>
+              <w:pStyle w:val="Compact"/>
+              <w:jc w:val="right"/>
+            </w:pPr>
+            <w:r>
+              <w:rPr>
+                <w:sz w:val="16"/>
+              </w:rPr>
+              <w:t xml:space="preserve">−36,0</w:t>
+            </w:r>
+          </w:p>
+        </w:tc>
+        <w:tc>
+          <w:tcPr/>
+          <w:p>
+            <w:pPr>
+              <w:pStyle w:val="Compact"/>
+            </w:pPr>
+            <w:r>
+              <w:rPr>
+                <w:sz w:val="16"/>
+              </w:rPr>
+              <w:t xml:space="preserve">%</w:t>
+            </w:r>
+          </w:p>
+        </w:tc>
+        <w:tc>
+          <w:tcPr/>
+          <w:p>
+            <w:pPr>
+              <w:pStyle w:val="Compact"/>
+            </w:pPr>
+            <w:r>
+              <w:rPr>
+                <w:sz w:val="16"/>
+              </w:rPr>
+              <w:t xml:space="preserve">resultados/rodada05/simulacoes_v04.xlsx › A2 e A0 › R3</w:t>
+            </w:r>
+          </w:p>
+        </w:tc>
+      </w:tr>
+      <w:tr>
+        <w:tc>
+          <w:tcPr/>
+          <w:p>
+            <w:pPr>
+              <w:pStyle w:val="Compact"/>
+            </w:pPr>
+            <w:r>
+              <w:rPr>
+                <w:rStyle w:val="VerbatimChar"/>
+                <w:sz w:val="16"/>
+              </w:rPr>
+              <w:t xml:space="preserve">var_a2_a0_r4a</w:t>
+            </w:r>
+          </w:p>
+        </w:tc>
+        <w:tc>
+          <w:tcPr/>
+          <w:p>
+            <w:pPr>
+              <w:pStyle w:val="Compact"/>
+            </w:pPr>
+            <w:r>
+              <w:rPr>
+                <w:sz w:val="16"/>
+              </w:rPr>
+              <w:t xml:space="preserve">variação das emissões A2/A0, Renovável energia/transporte-intensiva</w:t>
+            </w:r>
+          </w:p>
+        </w:tc>
+        <w:tc>
+          <w:tcPr/>
+          <w:p>
+            <w:pPr>
+              <w:pStyle w:val="Compact"/>
+              <w:jc w:val="right"/>
+            </w:pPr>
+            <w:r>
+              <w:rPr>
+                <w:sz w:val="16"/>
+              </w:rPr>
+              <w:t xml:space="preserve">-58.473726494215605</w:t>
+            </w:r>
+          </w:p>
+        </w:tc>
+        <w:tc>
+          <w:tcPr/>
+          <w:p>
+            <w:pPr>
+              <w:pStyle w:val="Compact"/>
+              <w:jc w:val="right"/>
+            </w:pPr>
+            <w:r>
+              <w:rPr>
+                <w:sz w:val="16"/>
+              </w:rPr>
+              <w:t xml:space="preserve">−58,5</w:t>
+            </w:r>
+          </w:p>
+        </w:tc>
+        <w:tc>
+          <w:tcPr/>
+          <w:p>
+            <w:pPr>
+              <w:pStyle w:val="Compact"/>
+            </w:pPr>
+            <w:r>
+              <w:rPr>
+                <w:sz w:val="16"/>
+              </w:rPr>
+              <w:t xml:space="preserve">%</w:t>
+            </w:r>
+          </w:p>
+        </w:tc>
+        <w:tc>
+          <w:tcPr/>
+          <w:p>
+            <w:pPr>
+              <w:pStyle w:val="Compact"/>
+            </w:pPr>
+            <w:r>
+              <w:rPr>
+                <w:sz w:val="16"/>
+              </w:rPr>
+              <w:t xml:space="preserve">resultados/rodada05/simulacoes_v04.xlsx › A2 e A0 › R4a</w:t>
+            </w:r>
+          </w:p>
+        </w:tc>
+      </w:tr>
+      <w:tr>
+        <w:tc>
+          <w:tcPr/>
+          <w:p>
+            <w:pPr>
+              <w:pStyle w:val="Compact"/>
+            </w:pPr>
+            <w:r>
+              <w:rPr>
+                <w:rStyle w:val="VerbatimChar"/>
+                <w:sz w:val="16"/>
+              </w:rPr>
+              <w:t xml:space="preserve">vbp_gas_rb</w:t>
+            </w:r>
+          </w:p>
+        </w:tc>
+        <w:tc>
+          <w:tcPr/>
+          <w:p>
+            <w:pPr>
+              <w:pStyle w:val="Compact"/>
+            </w:pPr>
+            <w:r>
+              <w:rPr>
+                <w:sz w:val="16"/>
+              </w:rPr>
+              <w:t xml:space="preserve">VBP do gás canalizado, RB</w:t>
+            </w:r>
+          </w:p>
+        </w:tc>
+        <w:tc>
+          <w:tcPr/>
+          <w:p>
+            <w:pPr>
+              <w:pStyle w:val="Compact"/>
+              <w:jc w:val="right"/>
+            </w:pPr>
+            <w:r>
+              <w:rPr>
+                <w:sz w:val="16"/>
+              </w:rPr>
+              <w:t xml:space="preserve">19421.04544377357</w:t>
+            </w:r>
+          </w:p>
+        </w:tc>
+        <w:tc>
+          <w:tcPr/>
+          <w:p>
+            <w:pPr>
+              <w:pStyle w:val="Compact"/>
+              <w:jc w:val="right"/>
+            </w:pPr>
+            <w:r>
+              <w:rPr>
+                <w:sz w:val="16"/>
+              </w:rPr>
+              <w:t xml:space="preserve">19.421,0</w:t>
+            </w:r>
+          </w:p>
+        </w:tc>
+        <w:tc>
+          <w:tcPr/>
+          <w:p>
+            <w:pPr>
+              <w:pStyle w:val="Compact"/>
+            </w:pPr>
+            <w:r>
+              <w:rPr>
+                <w:sz w:val="16"/>
+              </w:rPr>
+              <w:t xml:space="preserve">R$ milhões</w:t>
             </w:r>
           </w:p>
         </w:tc>

--- a/artigo/texto/numeros_chave.docx
+++ b/artigo/texto/numeros_chave.docx
@@ -175,7 +175,7 @@
               <w:rPr>
                 <w:sz w:val="16"/>
               </w:rPr>
-              <w:t xml:space="preserve">maior diferença entre o A0 e os valores publicados</w:t>
+              <w:t xml:space="preserve">maior diferença entre as emissões totais do A0 e os valores de referência (duas casas, Rodada 01)</w:t>
             </w:r>
           </w:p>
         </w:tc>
